--- a/thesis/Mustafa Melih TÜFEKCİOĞLU_article_.docx
+++ b/thesis/Mustafa Melih TÜFEKCİOĞLU_article_.docx
@@ -440,7 +440,34 @@
           <w:sz w:val="24"/>
           <w:szCs w:val="24"/>
         </w:rPr>
-        <w:t xml:space="preserve"> was superior, with a 0.9977 test accuracy and 0.9981</w:t>
+        <w:t xml:space="preserve"> was superior, with a 0.997</w:t>
+      </w:r>
+      <w:r>
+        <w:rPr>
+          <w:rFonts w:ascii="Times New Roman" w:eastAsia="Times New Roman" w:hAnsi="Times New Roman" w:cs="Times New Roman"/>
+          <w:color w:val="000000"/>
+          <w:sz w:val="24"/>
+          <w:szCs w:val="24"/>
+        </w:rPr>
+        <w:t>6</w:t>
+      </w:r>
+      <w:r>
+        <w:rPr>
+          <w:rFonts w:ascii="Times New Roman" w:eastAsia="Times New Roman" w:hAnsi="Times New Roman" w:cs="Times New Roman"/>
+          <w:color w:val="000000"/>
+          <w:sz w:val="24"/>
+          <w:szCs w:val="24"/>
+        </w:rPr>
+        <w:t xml:space="preserve"> test accuracy and 0.99</w:t>
+      </w:r>
+      <w:r>
+        <w:rPr>
+          <w:rFonts w:ascii="Times New Roman" w:eastAsia="Times New Roman" w:hAnsi="Times New Roman" w:cs="Times New Roman"/>
+          <w:color w:val="000000"/>
+          <w:sz w:val="24"/>
+          <w:szCs w:val="24"/>
+        </w:rPr>
+        <w:t>79</w:t>
       </w:r>
       <w:r>
         <w:rPr>
@@ -13014,15 +13041,7 @@
           <w:sz w:val="24"/>
           <w:szCs w:val="24"/>
         </w:rPr>
-        <w:t xml:space="preserve"> foundation for the discussion and final model selection presented in the subsequent section</w:t>
-      </w:r>
-      <w:r>
-        <w:rPr>
-          <w:rFonts w:ascii="Times New Roman" w:eastAsia="Times New Roman" w:hAnsi="Times New Roman" w:cs="Times New Roman"/>
-          <w:sz w:val="24"/>
-          <w:szCs w:val="24"/>
-        </w:rPr>
-        <w:t>.</w:t>
+        <w:t xml:space="preserve"> foundation for the discussion and final model selection presented in the subsequent section.</w:t>
       </w:r>
     </w:p>
     <w:p>
@@ -13163,7 +13182,6 @@
         </w:rPr>
         <w:t xml:space="preserve"> Train models </w:t>
       </w:r>
-      <w:proofErr w:type="gramStart"/>
       <w:r>
         <w:rPr>
           <w:rFonts w:ascii="Times New Roman" w:eastAsia="Times New Roman" w:hAnsi="Times New Roman" w:cs="Times New Roman"/>
@@ -13173,9 +13191,8 @@
           <w:sz w:val="24"/>
           <w:szCs w:val="24"/>
         </w:rPr>
-        <w:t>results</w:t>
-      </w:r>
-      <w:proofErr w:type="gramEnd"/>
+        <w:t>result</w:t>
+      </w:r>
     </w:p>
     <w:p>
       <w:pPr>
@@ -15374,7 +15391,7 @@
                 <w:sz w:val="16"/>
                 <w:szCs w:val="16"/>
               </w:rPr>
-              <w:t>-3,56</w:t>
+              <w:t>N/A</w:t>
             </w:r>
           </w:p>
         </w:tc>
@@ -16460,7 +16477,16 @@
                 <w:sz w:val="16"/>
                 <w:szCs w:val="16"/>
               </w:rPr>
-              <w:t>-4,3</w:t>
+              <w:t>-</w:t>
+            </w:r>
+            <w:r>
+              <w:rPr>
+                <w:rFonts w:ascii="Times New Roman" w:hAnsi="Times New Roman"/>
+                <w:color w:val="000000"/>
+                <w:sz w:val="16"/>
+                <w:szCs w:val="16"/>
+              </w:rPr>
+              <w:t>N/A</w:t>
             </w:r>
           </w:p>
         </w:tc>
@@ -18845,7 +18871,7 @@
                 <w:sz w:val="16"/>
                 <w:szCs w:val="16"/>
               </w:rPr>
-              <w:t>-1,99</w:t>
+              <w:t>N/A</w:t>
             </w:r>
           </w:p>
         </w:tc>
@@ -19931,7 +19957,7 @@
                 <w:sz w:val="16"/>
                 <w:szCs w:val="16"/>
               </w:rPr>
-              <w:t>-1,87</w:t>
+              <w:t>N/A</w:t>
             </w:r>
           </w:p>
         </w:tc>
@@ -20211,7 +20237,6 @@
         </w:rPr>
         <w:t xml:space="preserve">Train models </w:t>
       </w:r>
-      <w:proofErr w:type="gramStart"/>
       <w:r>
         <w:rPr>
           <w:rFonts w:ascii="Times New Roman" w:eastAsia="Times New Roman" w:hAnsi="Times New Roman" w:cs="Times New Roman"/>
@@ -20221,9 +20246,8 @@
           <w:sz w:val="24"/>
           <w:szCs w:val="24"/>
         </w:rPr>
-        <w:t>results</w:t>
-      </w:r>
-      <w:proofErr w:type="gramEnd"/>
+        <w:t>result</w:t>
+      </w:r>
       <w:r>
         <w:rPr>
           <w:rFonts w:ascii="Times New Roman" w:eastAsia="Times New Roman" w:hAnsi="Times New Roman" w:cs="Times New Roman"/>

--- a/thesis/Mustafa Melih TÜFEKCİOĞLU_article_.docx
+++ b/thesis/Mustafa Melih TÜFEKCİOĞLU_article_.docx
@@ -1,6 +1,6 @@
 
 <file path=word/document.xml><?xml version="1.0" encoding="utf-8"?>
-<w:document xmlns:wpc="http://schemas.microsoft.com/office/word/2010/wordprocessingCanvas" xmlns:cx="http://schemas.microsoft.com/office/drawing/2014/chartex" xmlns:cx1="http://schemas.microsoft.com/office/drawing/2015/9/8/chartex" xmlns:cx2="http://schemas.microsoft.com/office/drawing/2015/10/21/chartex" xmlns:cx3="http://schemas.microsoft.com/office/drawing/2016/5/9/chartex" xmlns:cx4="http://schemas.microsoft.com/office/drawing/2016/5/10/chartex" xmlns:cx5="http://schemas.microsoft.com/office/drawing/2016/5/11/chartex" xmlns:cx6="http://schemas.microsoft.com/office/drawing/2016/5/12/chartex" xmlns:cx7="http://schemas.microsoft.com/office/drawing/2016/5/13/chartex" xmlns:cx8="http://schemas.microsoft.com/office/drawing/2016/5/14/chartex" xmlns:mc="http://schemas.openxmlformats.org/markup-compatibility/2006" xmlns:m="http://schemas.openxmlformats.org/officeDocument/2006/math" xmlns:aink="http://schemas.microsoft.com/office/drawing/2016/ink" xmlns:am3d="http://schemas.microsoft.com/office/drawing/2017/model3d" xmlns:oel="http://schemas.microsoft.com/office/2019/extlst" xmlns:r="http://schemas.openxmlformats.org/officeDocument/2006/relationships" xmlns:wp14="http://schemas.microsoft.com/office/word/2010/wordprocessingDrawing" xmlns:wp="http://schemas.openxmlformats.org/drawingml/2006/wordprocessingDrawing" xmlns:wpg="http://schemas.microsoft.com/office/word/2010/wordprocessingGroup" xmlns:wpi="http://schemas.microsoft.com/office/word/2010/wordprocessingInk" xmlns:wps="http://schemas.microsoft.com/office/word/2010/wordprocessingShape" xmlns:o="urn:schemas-microsoft-com:office:office" xmlns:v="urn:schemas-microsoft-com:vml" xmlns:w10="urn:schemas-microsoft-com:office:word" xmlns:w="http://schemas.openxmlformats.org/wordprocessingml/2006/main" xmlns:w14="http://schemas.microsoft.com/office/word/2010/wordml" xmlns:w15="http://schemas.microsoft.com/office/word/2012/wordml" xmlns:w16cex="http://schemas.microsoft.com/office/word/2018/wordml/cex" xmlns:w16cid="http://schemas.microsoft.com/office/word/2016/wordml/cid" xmlns:w16="http://schemas.microsoft.com/office/word/2018/wordml" xmlns:w16sdtdh="http://schemas.microsoft.com/office/word/2020/wordml/sdtdatahash" xmlns:w16sdtfl="http://schemas.microsoft.com/office/word/2024/wordml/sdtformatlock" xmlns:w16se="http://schemas.microsoft.com/office/word/2015/wordml/symex" xmlns:w16du="http://schemas.microsoft.com/office/word/2023/wordml/word16du" xmlns:wne="http://schemas.microsoft.com/office/word/2006/wordml" mc:Ignorable="w14 w15 w16se w16cid w16 w16cex w16sdtdh w16sdtfl w16du wp14">
+<w:document xmlns:wpc="http://schemas.microsoft.com/office/word/2010/wordprocessingCanvas" xmlns:cx="http://schemas.microsoft.com/office/drawing/2014/chartex" xmlns:cx1="http://schemas.microsoft.com/office/drawing/2015/9/8/chartex" xmlns:cx2="http://schemas.microsoft.com/office/drawing/2015/10/21/chartex" xmlns:cx3="http://schemas.microsoft.com/office/drawing/2016/5/9/chartex" xmlns:cx4="http://schemas.microsoft.com/office/drawing/2016/5/10/chartex" xmlns:cx5="http://schemas.microsoft.com/office/drawing/2016/5/11/chartex" xmlns:cx6="http://schemas.microsoft.com/office/drawing/2016/5/12/chartex" xmlns:cx7="http://schemas.microsoft.com/office/drawing/2016/5/13/chartex" xmlns:cx8="http://schemas.microsoft.com/office/drawing/2016/5/14/chartex" xmlns:mc="http://schemas.openxmlformats.org/markup-compatibility/2006" xmlns:aink="http://schemas.microsoft.com/office/drawing/2016/ink" xmlns:am3d="http://schemas.microsoft.com/office/drawing/2017/model3d" xmlns:o="urn:schemas-microsoft-com:office:office" xmlns:oel="http://schemas.microsoft.com/office/2019/extlst" xmlns:r="http://schemas.openxmlformats.org/officeDocument/2006/relationships" xmlns:m="http://schemas.openxmlformats.org/officeDocument/2006/math" xmlns:v="urn:schemas-microsoft-com:vml" xmlns:wp14="http://schemas.microsoft.com/office/word/2010/wordprocessingDrawing" xmlns:wp="http://schemas.openxmlformats.org/drawingml/2006/wordprocessingDrawing" xmlns:w10="urn:schemas-microsoft-com:office:word" xmlns:w="http://schemas.openxmlformats.org/wordprocessingml/2006/main" xmlns:w14="http://schemas.microsoft.com/office/word/2010/wordml" xmlns:w15="http://schemas.microsoft.com/office/word/2012/wordml" xmlns:w16cex="http://schemas.microsoft.com/office/word/2018/wordml/cex" xmlns:w16cid="http://schemas.microsoft.com/office/word/2016/wordml/cid" xmlns:w16="http://schemas.microsoft.com/office/word/2018/wordml" xmlns:w16sdtdh="http://schemas.microsoft.com/office/word/2020/wordml/sdtdatahash" xmlns:w16se="http://schemas.microsoft.com/office/word/2015/wordml/symex" xmlns:wpg="http://schemas.microsoft.com/office/word/2010/wordprocessingGroup" xmlns:wpi="http://schemas.microsoft.com/office/word/2010/wordprocessingInk" xmlns:wne="http://schemas.microsoft.com/office/word/2006/wordml" xmlns:wps="http://schemas.microsoft.com/office/word/2010/wordprocessingShape" mc:Ignorable="w14 w15 w16se w16cid w16 w16cex w16sdtdh wp14">
   <w:body>
     <w:p>
       <w:pPr>
@@ -485,27 +485,7 @@
           <w:sz w:val="24"/>
           <w:szCs w:val="24"/>
         </w:rPr>
-        <w:t xml:space="preserve">cross-validation score. While accuracy was </w:t>
-      </w:r>
-      <w:proofErr w:type="gramStart"/>
-      <w:r>
-        <w:rPr>
-          <w:rFonts w:ascii="Times New Roman" w:eastAsia="Times New Roman" w:hAnsi="Times New Roman" w:cs="Times New Roman"/>
-          <w:color w:val="000000"/>
-          <w:sz w:val="24"/>
-          <w:szCs w:val="24"/>
-        </w:rPr>
-        <w:t>similar to</w:t>
-      </w:r>
-      <w:proofErr w:type="gramEnd"/>
-      <w:r>
-        <w:rPr>
-          <w:rFonts w:ascii="Times New Roman" w:eastAsia="Times New Roman" w:hAnsi="Times New Roman" w:cs="Times New Roman"/>
-          <w:color w:val="000000"/>
-          <w:sz w:val="24"/>
-          <w:szCs w:val="24"/>
-        </w:rPr>
-        <w:t xml:space="preserve"> nonreduced models, performance in training time, memory, and CPU usage was significantly better. The system aims for practical applicability via a real</w:t>
+        <w:t>cross-validation score. While accuracy was similar to nonreduced models, performance in training time, memory, and CPU usage was significantly better. The system aims for practical applicability via a real</w:t>
       </w:r>
       <w:r>
         <w:rPr>
@@ -837,7 +817,7 @@
     </w:p>
     <w:p>
       <w:pPr>
-        <w:spacing w:after="240" w:line="240" w:lineRule="auto"/>
+        <w:spacing w:after="0" w:line="240" w:lineRule="auto"/>
         <w:jc w:val="both"/>
         <w:rPr>
           <w:rFonts w:ascii="Times New Roman" w:eastAsia="Times New Roman" w:hAnsi="Times New Roman" w:cs="Times New Roman"/>
@@ -853,7 +833,7 @@
           <w:sz w:val="24"/>
           <w:szCs w:val="24"/>
         </w:rPr>
-        <w:t xml:space="preserve">With the widespread use of the internet, types of cyberattacks have diversified and become complex. Among these attacks, phishing attacks, which aim to capture sensitive information of individuals or institutions by directing users to fake websites, are one of the most common and dangerous threats. Especially targeting private and critical data such as financial information, </w:t>
+        <w:t>With the pervasive expansion of internet infrastructure, the paradigm of cyber threats has evolved into highly sophisticated, heterogeneous, and evasive structures. Among these vectors, phishing attacks</w:t>
       </w:r>
       <w:r>
         <w:rPr>
@@ -862,13 +842,67 @@
           <w:sz w:val="24"/>
           <w:szCs w:val="24"/>
         </w:rPr>
-        <w:lastRenderedPageBreak/>
-        <w:t>usernames, and passwords causes these attacks to lead to serious damage at both individual and institutional levels.</w:t>
+        <w:t xml:space="preserve"> (</w:t>
+      </w:r>
+      <w:r>
+        <w:rPr>
+          <w:rFonts w:ascii="Times New Roman" w:eastAsia="Times New Roman" w:hAnsi="Times New Roman" w:cs="Times New Roman"/>
+          <w:color w:val="000000"/>
+          <w:sz w:val="24"/>
+          <w:szCs w:val="24"/>
+        </w:rPr>
+        <w:t>which systematically exploit human</w:t>
+      </w:r>
+      <w:r>
+        <w:rPr>
+          <w:rFonts w:ascii="Times New Roman" w:eastAsia="Times New Roman" w:hAnsi="Times New Roman" w:cs="Times New Roman"/>
+          <w:color w:val="000000"/>
+          <w:sz w:val="24"/>
+          <w:szCs w:val="24"/>
+        </w:rPr>
+        <w:t xml:space="preserve"> </w:t>
+      </w:r>
+      <w:r>
+        <w:rPr>
+          <w:rFonts w:ascii="Times New Roman" w:eastAsia="Times New Roman" w:hAnsi="Times New Roman" w:cs="Times New Roman"/>
+          <w:color w:val="000000"/>
+          <w:sz w:val="24"/>
+          <w:szCs w:val="24"/>
+        </w:rPr>
+        <w:t>centric vulnerabilities and technical oversights to harvest sensitive authentication credentials, proprietary institutional data, and financial assets through deceptive web interfaces</w:t>
+      </w:r>
+      <w:r>
+        <w:rPr>
+          <w:rFonts w:ascii="Times New Roman" w:eastAsia="Times New Roman" w:hAnsi="Times New Roman" w:cs="Times New Roman"/>
+          <w:color w:val="000000"/>
+          <w:sz w:val="24"/>
+          <w:szCs w:val="24"/>
+        </w:rPr>
+        <w:t>)</w:t>
+      </w:r>
+      <w:r>
+        <w:rPr>
+          <w:rFonts w:ascii="Times New Roman" w:eastAsia="Times New Roman" w:hAnsi="Times New Roman" w:cs="Times New Roman"/>
+          <w:color w:val="000000"/>
+          <w:sz w:val="24"/>
+          <w:szCs w:val="24"/>
+        </w:rPr>
+        <w:t xml:space="preserve"> </w:t>
+      </w:r>
+      <w:r>
+        <w:rPr>
+          <w:rFonts w:ascii="Times New Roman" w:eastAsia="Times New Roman" w:hAnsi="Times New Roman" w:cs="Times New Roman"/>
+          <w:color w:val="000000"/>
+          <w:sz w:val="24"/>
+          <w:szCs w:val="24"/>
+        </w:rPr>
+        <w:t>remain a critical threat to global cybersecurity ecosystems.</w:t>
       </w:r>
     </w:p>
     <w:p>
       <w:pPr>
-        <w:spacing w:after="240" w:line="240" w:lineRule="auto"/>
+        <w:spacing w:after="0" w:line="240" w:lineRule="auto"/>
+        <w:ind w:firstLine="360"/>
         <w:jc w:val="both"/>
         <w:rPr>
           <w:rFonts w:ascii="Times New Roman" w:eastAsia="Times New Roman" w:hAnsi="Times New Roman" w:cs="Times New Roman"/>
@@ -884,7 +918,8 @@
           <w:sz w:val="24"/>
           <w:szCs w:val="24"/>
         </w:rPr>
-        <w:t xml:space="preserve">     </w:t>
+        <w:lastRenderedPageBreak/>
+        <w:t>Current empirical data underscores a significant escalation in both the velocity and targeted nature of these vectors. According to the 2025 IBM X-Force Threat Intelligence Index, modern cyber adversaries are increasingly leveraging automated frameworks to conduct high</w:t>
       </w:r>
       <w:r>
         <w:rPr>
@@ -893,7 +928,7 @@
           <w:sz w:val="24"/>
           <w:szCs w:val="24"/>
         </w:rPr>
-        <w:t>Current reports show that the scale and impact of cyber threats have significantly increased in recent years. According to the 2025 IBM X-Force Threat Intelligence Index report, cyberattacks are becoming increasingly automated and target</w:t>
+        <w:t xml:space="preserve"> </w:t>
       </w:r>
       <w:r>
         <w:rPr>
@@ -902,6 +937,15 @@
           <w:sz w:val="24"/>
           <w:szCs w:val="24"/>
         </w:rPr>
+        <w:t>fidelity, target</w:t>
+      </w:r>
+      <w:r>
+        <w:rPr>
+          <w:rFonts w:ascii="Times New Roman" w:eastAsia="Times New Roman" w:hAnsi="Times New Roman" w:cs="Times New Roman"/>
+          <w:color w:val="000000"/>
+          <w:sz w:val="24"/>
+          <w:szCs w:val="24"/>
+        </w:rPr>
         <w:t xml:space="preserve"> </w:t>
       </w:r>
       <w:r>
@@ -911,12 +955,49 @@
           <w:sz w:val="24"/>
           <w:szCs w:val="24"/>
         </w:rPr>
-        <w:t>oriented, with phishing attacks particularly standing out as one of the most common initial vectors [2].</w:t>
+        <w:t>oriented campaigns, with phishing persistently identified as the primary initial access vector [2]. This automated scalability is further corroborated by the Anti</w:t>
+      </w:r>
+      <w:r>
+        <w:rPr>
+          <w:rFonts w:ascii="Times New Roman" w:eastAsia="Times New Roman" w:hAnsi="Times New Roman" w:cs="Times New Roman"/>
+          <w:color w:val="000000"/>
+          <w:sz w:val="24"/>
+          <w:szCs w:val="24"/>
+        </w:rPr>
+        <w:t xml:space="preserve"> </w:t>
+      </w:r>
+      <w:r>
+        <w:rPr>
+          <w:rFonts w:ascii="Times New Roman" w:eastAsia="Times New Roman" w:hAnsi="Times New Roman" w:cs="Times New Roman"/>
+          <w:color w:val="000000"/>
+          <w:sz w:val="24"/>
+          <w:szCs w:val="24"/>
+        </w:rPr>
+        <w:t>Phishing Working Group (APWG) reports encompassing 2024 and 2025, which document unprecedented volumes exceeding one million discrete phishing longitudinal detections per quarter in specific fiscal periods [3][4]. The systemic impact of this threat landscape is explicitly highlighted in the 2025 Verizon Data Breach Investigations Report (DBIR), which attributes approximately 29% of all confirmed data breaches to social engineering and phishing</w:t>
+      </w:r>
+      <w:r>
+        <w:rPr>
+          <w:rFonts w:ascii="Times New Roman" w:eastAsia="Times New Roman" w:hAnsi="Times New Roman" w:cs="Times New Roman"/>
+          <w:color w:val="000000"/>
+          <w:sz w:val="24"/>
+          <w:szCs w:val="24"/>
+        </w:rPr>
+        <w:t xml:space="preserve"> </w:t>
+      </w:r>
+      <w:r>
+        <w:rPr>
+          <w:rFonts w:ascii="Times New Roman" w:eastAsia="Times New Roman" w:hAnsi="Times New Roman" w:cs="Times New Roman"/>
+          <w:color w:val="000000"/>
+          <w:sz w:val="24"/>
+          <w:szCs w:val="24"/>
+        </w:rPr>
+        <w:t>centric subversion techniques [5].</w:t>
       </w:r>
     </w:p>
     <w:p>
       <w:pPr>
-        <w:spacing w:after="240" w:line="240" w:lineRule="auto"/>
+        <w:spacing w:after="0" w:line="240" w:lineRule="auto"/>
+        <w:ind w:firstLine="360"/>
         <w:jc w:val="both"/>
         <w:rPr>
           <w:rFonts w:ascii="Times New Roman" w:eastAsia="Times New Roman" w:hAnsi="Times New Roman" w:cs="Times New Roman"/>
@@ -932,8 +1013,9 @@
           <w:sz w:val="24"/>
           <w:szCs w:val="24"/>
         </w:rPr>
-        <w:t xml:space="preserve">     </w:t>
-      </w:r>
+        <w:t xml:space="preserve">Traditional mitigation frameworks predominantly rely on static </w:t>
+      </w:r>
+      <w:proofErr w:type="gramStart"/>
       <w:r>
         <w:rPr>
           <w:rFonts w:ascii="Times New Roman" w:eastAsia="Times New Roman" w:hAnsi="Times New Roman" w:cs="Times New Roman"/>
@@ -941,7 +1023,7 @@
           <w:sz w:val="24"/>
           <w:szCs w:val="24"/>
         </w:rPr>
-        <w:t>Phishing attacks are one of the most frequently encountered types of cyber threats aimed at seizing sensitive information by directing users to fraudulent websites. According to 2024 and 2025 reports published by the APWG, nearly 1 million phishing attacks per quarter were detected in some periods [3][4]. This shows that the scale of attacks is constantly expanding and traditional defense mechanisms may be insufficient. Additionally, the 2025 Verizon Data Breach Investigations Report (DBIR) reveals that approximately 29% of data breaches are associated with social engineering and phishing</w:t>
+        <w:t>blacklist</w:t>
       </w:r>
       <w:r>
         <w:rPr>
@@ -959,12 +1041,41 @@
           <w:sz w:val="24"/>
           <w:szCs w:val="24"/>
         </w:rPr>
-        <w:t>based attacks [5].</w:t>
+        <w:t>based</w:t>
+      </w:r>
+      <w:proofErr w:type="gramEnd"/>
+      <w:r>
+        <w:rPr>
+          <w:rFonts w:ascii="Times New Roman" w:eastAsia="Times New Roman" w:hAnsi="Times New Roman" w:cs="Times New Roman"/>
+          <w:color w:val="000000"/>
+          <w:sz w:val="24"/>
+          <w:szCs w:val="24"/>
+        </w:rPr>
+        <w:t xml:space="preserve"> architectures and signature matching. While computationally inexpensive, these reactive paradigms exhibit severe limitations in mitigating zero-day phishing deployments, dynamically generated domain names (DGAs), and polymorphic URL structures designed to evade heuristic detection filters. Consequently, there is an imperative academic and practical demand for proactive, adaptive defense mechanisms. Machine learning (ML) architectures offer a robust alternative, demonstrating advanced nonlinear pattern recognition capabilities capable of generalizing over high</w:t>
+      </w:r>
+      <w:r>
+        <w:rPr>
+          <w:rFonts w:ascii="Times New Roman" w:eastAsia="Times New Roman" w:hAnsi="Times New Roman" w:cs="Times New Roman"/>
+          <w:color w:val="000000"/>
+          <w:sz w:val="24"/>
+          <w:szCs w:val="24"/>
+        </w:rPr>
+        <w:t xml:space="preserve"> </w:t>
+      </w:r>
+      <w:r>
+        <w:rPr>
+          <w:rFonts w:ascii="Times New Roman" w:eastAsia="Times New Roman" w:hAnsi="Times New Roman" w:cs="Times New Roman"/>
+          <w:color w:val="000000"/>
+          <w:sz w:val="24"/>
+          <w:szCs w:val="24"/>
+        </w:rPr>
+        <w:t>dimensional datasets.</w:t>
       </w:r>
     </w:p>
     <w:p>
       <w:pPr>
-        <w:spacing w:after="240" w:line="240" w:lineRule="auto"/>
+        <w:spacing w:after="0" w:line="240" w:lineRule="auto"/>
+        <w:ind w:firstLine="360"/>
         <w:jc w:val="both"/>
         <w:rPr>
           <w:rFonts w:ascii="Times New Roman" w:eastAsia="Times New Roman" w:hAnsi="Times New Roman" w:cs="Times New Roman"/>
@@ -980,7 +1091,7 @@
           <w:sz w:val="24"/>
           <w:szCs w:val="24"/>
         </w:rPr>
-        <w:t xml:space="preserve">     </w:t>
+        <w:t>Within the spectrum of ML-based detection, URL lexical analysis emerges as a highly efficient paradigm, particularly optimized for real</w:t>
       </w:r>
       <w:r>
         <w:rPr>
@@ -989,9 +1100,8 @@
           <w:sz w:val="24"/>
           <w:szCs w:val="24"/>
         </w:rPr>
-        <w:t xml:space="preserve">Traditional phishing detection methods generally rely on </w:t>
-      </w:r>
-      <w:proofErr w:type="gramStart"/>
+        <w:t xml:space="preserve"> </w:t>
+      </w:r>
       <w:r>
         <w:rPr>
           <w:rFonts w:ascii="Times New Roman" w:eastAsia="Times New Roman" w:hAnsi="Times New Roman" w:cs="Times New Roman"/>
@@ -999,7 +1109,7 @@
           <w:sz w:val="24"/>
           <w:szCs w:val="24"/>
         </w:rPr>
-        <w:t>blacklist</w:t>
+        <w:t>time edge deployment. By extracting mathematical and structural features (such as character entropy, token distributions, and structural lengths) directly from the raw URL string, these systems eliminate the latency and computational overhead associated with active web page scraping and content parsing. However, the introduction of high</w:t>
       </w:r>
       <w:r>
         <w:rPr>
@@ -1017,9 +1127,8 @@
           <w:sz w:val="24"/>
           <w:szCs w:val="24"/>
         </w:rPr>
-        <w:t>based</w:t>
-      </w:r>
-      <w:proofErr w:type="gramEnd"/>
+        <w:t>dimensional and highly correlated feature spaces presents significant challenges regarding model generalization and computational complexity. Therefore, rigorous feature engineering, selection, and algorithmic optimization are paramount to preventing overfitting and ensuring low</w:t>
+      </w:r>
       <w:r>
         <w:rPr>
           <w:rFonts w:ascii="Times New Roman" w:eastAsia="Times New Roman" w:hAnsi="Times New Roman" w:cs="Times New Roman"/>
@@ -1027,7 +1136,7 @@
           <w:sz w:val="24"/>
           <w:szCs w:val="24"/>
         </w:rPr>
-        <w:t xml:space="preserve"> approaches. However, these methods are insufficient in detecting new, constantly changing, and continuously generated phishing URLs. The ability of attackers to bypass detection mechanisms by manipulating URL structures increases the need and necessity for more advanced and flexible solutions. In this context, AI</w:t>
+        <w:t xml:space="preserve"> </w:t>
       </w:r>
       <w:r>
         <w:rPr>
@@ -1036,21 +1145,13 @@
           <w:sz w:val="24"/>
           <w:szCs w:val="24"/>
         </w:rPr>
-        <w:t xml:space="preserve"> </w:t>
-      </w:r>
-      <w:r>
-        <w:rPr>
-          <w:rFonts w:ascii="Times New Roman" w:eastAsia="Times New Roman" w:hAnsi="Times New Roman" w:cs="Times New Roman"/>
-          <w:color w:val="000000"/>
-          <w:sz w:val="24"/>
-          <w:szCs w:val="24"/>
-        </w:rPr>
-        <w:t>based approaches offer more effective and scalable solutions thanks to their advanced learning capabilities on large datasets.</w:t>
+        <w:t>latency inference.</w:t>
       </w:r>
     </w:p>
     <w:p>
       <w:pPr>
-        <w:spacing w:after="240" w:line="240" w:lineRule="auto"/>
+        <w:spacing w:after="0" w:line="240" w:lineRule="auto"/>
+        <w:ind w:firstLine="360"/>
         <w:jc w:val="both"/>
         <w:rPr>
           <w:rFonts w:ascii="Times New Roman" w:eastAsia="Times New Roman" w:hAnsi="Times New Roman" w:cs="Times New Roman"/>
@@ -1066,7 +1167,7 @@
           <w:sz w:val="24"/>
           <w:szCs w:val="24"/>
         </w:rPr>
-        <w:t xml:space="preserve">     </w:t>
+        <w:t>This study addresses these challenges by developing an optimized machine learning framework leveraging URL</w:t>
       </w:r>
       <w:r>
         <w:rPr>
@@ -1075,7 +1176,7 @@
           <w:sz w:val="24"/>
           <w:szCs w:val="24"/>
         </w:rPr>
-        <w:t>URL</w:t>
+        <w:t xml:space="preserve"> </w:t>
       </w:r>
       <w:r>
         <w:rPr>
@@ -1084,6 +1185,15 @@
           <w:sz w:val="24"/>
           <w:szCs w:val="24"/>
         </w:rPr>
+        <w:t>based lexical features for robust phishing detection. The primary objective is to contribute to the state</w:t>
+      </w:r>
+      <w:r>
+        <w:rPr>
+          <w:rFonts w:ascii="Times New Roman" w:eastAsia="Times New Roman" w:hAnsi="Times New Roman" w:cs="Times New Roman"/>
+          <w:color w:val="000000"/>
+          <w:sz w:val="24"/>
+          <w:szCs w:val="24"/>
+        </w:rPr>
         <w:t xml:space="preserve"> </w:t>
       </w:r>
       <w:r>
@@ -1093,7 +1203,7 @@
           <w:sz w:val="24"/>
           <w:szCs w:val="24"/>
         </w:rPr>
-        <w:t>based analysis provides significant advantages, especially for real</w:t>
+        <w:t>of</w:t>
       </w:r>
       <w:r>
         <w:rPr>
@@ -1111,9 +1221,8 @@
           <w:sz w:val="24"/>
           <w:szCs w:val="24"/>
         </w:rPr>
-        <w:t xml:space="preserve">time detection systems. The ability to perform fast and </w:t>
-      </w:r>
-      <w:proofErr w:type="gramStart"/>
+        <w:t>the</w:t>
+      </w:r>
       <w:r>
         <w:rPr>
           <w:rFonts w:ascii="Times New Roman" w:eastAsia="Times New Roman" w:hAnsi="Times New Roman" w:cs="Times New Roman"/>
@@ -1121,7 +1230,7 @@
           <w:sz w:val="24"/>
           <w:szCs w:val="24"/>
         </w:rPr>
-        <w:t>low</w:t>
+        <w:t xml:space="preserve"> </w:t>
       </w:r>
       <w:r>
         <w:rPr>
@@ -1130,6 +1239,25 @@
           <w:sz w:val="24"/>
           <w:szCs w:val="24"/>
         </w:rPr>
+        <w:t xml:space="preserve">art by evaluating nonlinear classification models and addressing the </w:t>
+      </w:r>
+      <w:proofErr w:type="spellStart"/>
+      <w:r>
+        <w:rPr>
+          <w:rFonts w:ascii="Times New Roman" w:eastAsia="Times New Roman" w:hAnsi="Times New Roman" w:cs="Times New Roman"/>
+          <w:color w:val="000000"/>
+          <w:sz w:val="24"/>
+          <w:szCs w:val="24"/>
+        </w:rPr>
+        <w:t>trade</w:t>
+      </w:r>
+      <w:r>
+        <w:rPr>
+          <w:rFonts w:ascii="Times New Roman" w:eastAsia="Times New Roman" w:hAnsi="Times New Roman" w:cs="Times New Roman"/>
+          <w:color w:val="000000"/>
+          <w:sz w:val="24"/>
+          <w:szCs w:val="24"/>
+        </w:rPr>
         <w:t xml:space="preserve"> </w:t>
       </w:r>
       <w:r>
@@ -1139,9 +1267,9 @@
           <w:sz w:val="24"/>
           <w:szCs w:val="24"/>
         </w:rPr>
-        <w:t>cost</w:t>
-      </w:r>
-      <w:proofErr w:type="gramEnd"/>
+        <w:t>offs</w:t>
+      </w:r>
+      <w:proofErr w:type="spellEnd"/>
       <w:r>
         <w:rPr>
           <w:rFonts w:ascii="Times New Roman" w:eastAsia="Times New Roman" w:hAnsi="Times New Roman" w:cs="Times New Roman"/>
@@ -1149,30 +1277,13 @@
           <w:sz w:val="24"/>
           <w:szCs w:val="24"/>
         </w:rPr>
-        <w:t xml:space="preserve"> analysis using only lexical features obtained from the URL structure without needing web page content makes this method stand out for practical applications. However, high</w:t>
-      </w:r>
-      <w:r>
-        <w:rPr>
-          <w:rFonts w:ascii="Times New Roman" w:eastAsia="Times New Roman" w:hAnsi="Times New Roman" w:cs="Times New Roman"/>
-          <w:color w:val="000000"/>
-          <w:sz w:val="24"/>
-          <w:szCs w:val="24"/>
-        </w:rPr>
-        <w:t xml:space="preserve"> </w:t>
-      </w:r>
-      <w:r>
-        <w:rPr>
-          <w:rFonts w:ascii="Times New Roman" w:eastAsia="Times New Roman" w:hAnsi="Times New Roman" w:cs="Times New Roman"/>
-          <w:color w:val="000000"/>
-          <w:sz w:val="24"/>
-          <w:szCs w:val="24"/>
-        </w:rPr>
-        <w:t>dimensional and complex feature spaces can directly affect model performance, making appropriate feature selection and optimization processes crucial.</w:t>
+        <w:t xml:space="preserve"> between feature dimensionality and classification accuracy.</w:t>
       </w:r>
     </w:p>
     <w:p>
       <w:pPr>
-        <w:spacing w:after="240" w:line="240" w:lineRule="auto"/>
+        <w:spacing w:after="0" w:line="240" w:lineRule="auto"/>
+        <w:ind w:firstLine="360"/>
         <w:jc w:val="both"/>
         <w:rPr>
           <w:rFonts w:ascii="Times New Roman" w:eastAsia="Times New Roman" w:hAnsi="Times New Roman" w:cs="Times New Roman"/>
@@ -1188,87 +1299,13 @@
           <w:sz w:val="24"/>
           <w:szCs w:val="24"/>
         </w:rPr>
-        <w:t xml:space="preserve">     </w:t>
-      </w:r>
-      <w:r>
-        <w:rPr>
-          <w:rFonts w:ascii="Times New Roman" w:eastAsia="Times New Roman" w:hAnsi="Times New Roman" w:cs="Times New Roman"/>
-          <w:color w:val="000000"/>
-          <w:sz w:val="24"/>
-          <w:szCs w:val="24"/>
-        </w:rPr>
-        <w:t>This study aims to develop a machine learning</w:t>
-      </w:r>
-      <w:r>
-        <w:rPr>
-          <w:rFonts w:ascii="Times New Roman" w:eastAsia="Times New Roman" w:hAnsi="Times New Roman" w:cs="Times New Roman"/>
-          <w:color w:val="000000"/>
-          <w:sz w:val="24"/>
-          <w:szCs w:val="24"/>
-        </w:rPr>
-        <w:t xml:space="preserve"> </w:t>
-      </w:r>
-      <w:r>
-        <w:rPr>
-          <w:rFonts w:ascii="Times New Roman" w:eastAsia="Times New Roman" w:hAnsi="Times New Roman" w:cs="Times New Roman"/>
-          <w:color w:val="000000"/>
-          <w:sz w:val="24"/>
-          <w:szCs w:val="24"/>
-        </w:rPr>
-        <w:t>based approach for the detection of phishing attacks using URL</w:t>
-      </w:r>
-      <w:r>
-        <w:rPr>
-          <w:rFonts w:ascii="Times New Roman" w:eastAsia="Times New Roman" w:hAnsi="Times New Roman" w:cs="Times New Roman"/>
-          <w:color w:val="000000"/>
-          <w:sz w:val="24"/>
-          <w:szCs w:val="24"/>
-        </w:rPr>
-        <w:t xml:space="preserve"> </w:t>
-      </w:r>
-      <w:r>
-        <w:rPr>
-          <w:rFonts w:ascii="Times New Roman" w:eastAsia="Times New Roman" w:hAnsi="Times New Roman" w:cs="Times New Roman"/>
-          <w:color w:val="000000"/>
-          <w:sz w:val="24"/>
-          <w:szCs w:val="24"/>
-        </w:rPr>
-        <w:t>based lexical features and aims to contribute to methods in this field in terms of performance and applicability.</w:t>
+        <w:t>The remainder of this article is organized as follows: The second section provides a comprehensive literature review by examining existing studies in the field of phishing and malicious URL detection. The third section details the dataset used, the data processing procedures, and the feature engineering steps. In the fourth section, experimental results obtained from machine learning models are presented, and performance evaluations are conducted. Finally, the fifth section discusses the findings, summarizes the general conclusions of the study, and offers suggestions for future work.</w:t>
       </w:r>
     </w:p>
     <w:p>
       <w:pPr>
-        <w:spacing w:after="240" w:line="240" w:lineRule="auto"/>
-        <w:jc w:val="both"/>
-        <w:rPr>
-          <w:rFonts w:ascii="Times New Roman" w:eastAsia="Times New Roman" w:hAnsi="Times New Roman" w:cs="Times New Roman"/>
-          <w:color w:val="000000"/>
-          <w:sz w:val="24"/>
-          <w:szCs w:val="24"/>
-        </w:rPr>
-      </w:pPr>
-      <w:r>
-        <w:rPr>
-          <w:rFonts w:ascii="Times New Roman" w:eastAsia="Times New Roman" w:hAnsi="Times New Roman" w:cs="Times New Roman"/>
-          <w:color w:val="000000"/>
-          <w:sz w:val="24"/>
-          <w:szCs w:val="24"/>
-        </w:rPr>
-        <w:t xml:space="preserve">     </w:t>
-      </w:r>
-      <w:r>
-        <w:rPr>
-          <w:rFonts w:ascii="Times New Roman" w:eastAsia="Times New Roman" w:hAnsi="Times New Roman" w:cs="Times New Roman"/>
-          <w:color w:val="000000"/>
-          <w:sz w:val="24"/>
-          <w:szCs w:val="24"/>
-        </w:rPr>
-        <w:t>The remainder of this article is organized as follows: The second section provides a comprehensive literature review by examining existing studies in the field of phishing and malicious URL detection. The third section details the dataset used, the data processing procedures, and the feature engineering steps. In the fourth section, experimental results obtained from machine learning models are presented, and performance evaluations are conducted. Finally, the fifth section discusses the findings, summarizes the general conclusions of the study, and offers suggestions for future work.</w:t>
-      </w:r>
-    </w:p>
-    <w:p>
-      <w:pPr>
-        <w:spacing w:after="240" w:line="240" w:lineRule="auto"/>
+        <w:spacing w:after="0" w:line="240" w:lineRule="auto"/>
+        <w:ind w:firstLine="360"/>
         <w:jc w:val="both"/>
         <w:rPr>
           <w:rFonts w:ascii="Times New Roman" w:eastAsia="Times New Roman" w:hAnsi="Times New Roman" w:cs="Times New Roman"/>
@@ -1367,16 +1404,7 @@
           <w:sz w:val="24"/>
           <w:szCs w:val="24"/>
         </w:rPr>
-        <w:t xml:space="preserve">based features. </w:t>
-      </w:r>
-      <w:r>
-        <w:rPr>
-          <w:rFonts w:ascii="Times New Roman" w:eastAsia="Times New Roman" w:hAnsi="Times New Roman" w:cs="Times New Roman"/>
-          <w:sz w:val="24"/>
-          <w:szCs w:val="24"/>
-        </w:rPr>
-        <w:lastRenderedPageBreak/>
-        <w:t>Accordingly, the performances of various machine learning algorithms were compared using the large</w:t>
+        <w:t>based features. Accordingly, the performances of various machine learning algorithms were compared using the large</w:t>
       </w:r>
       <w:r>
         <w:rPr>
@@ -1411,6 +1439,7 @@
           <w:sz w:val="24"/>
           <w:szCs w:val="24"/>
         </w:rPr>
+        <w:lastRenderedPageBreak/>
         <w:t xml:space="preserve">     </w:t>
       </w:r>
       <w:r>
@@ -1859,8 +1888,9 @@
           <w:sz w:val="24"/>
           <w:szCs w:val="24"/>
         </w:rPr>
-        <w:t xml:space="preserve">In the study conducted by Yi et al. (2026), different machine learning algorithms were comparatively examined for the detection of phishing URLs. One of the notable aspects of the study is its focus not only on model performance but also on interpretability. According to the </w:t>
-      </w:r>
+        <w:t xml:space="preserve">In the study conducted by Yi et al. (2026), different machine learning algorithms were comparatively examined for the detection of phishing URLs. One of the notable aspects of the study is its focus not only on model performance but also on interpretability. According to the findings obtained, while the Random Forest algorithm exhibited the highest performance with a 97% accuracy rate, </w:t>
+      </w:r>
+      <w:proofErr w:type="spellStart"/>
       <w:r>
         <w:rPr>
           <w:rFonts w:ascii="Times New Roman" w:eastAsia="Times New Roman" w:hAnsi="Times New Roman" w:cs="Times New Roman"/>
@@ -1868,68 +1898,67 @@
           <w:sz w:val="24"/>
           <w:szCs w:val="24"/>
         </w:rPr>
+        <w:t>LightGBM</w:t>
+      </w:r>
+      <w:proofErr w:type="spellEnd"/>
+      <w:r>
+        <w:rPr>
+          <w:rFonts w:ascii="Times New Roman" w:eastAsia="Times New Roman" w:hAnsi="Times New Roman" w:cs="Times New Roman"/>
+          <w:color w:val="000000"/>
+          <w:sz w:val="24"/>
+          <w:szCs w:val="24"/>
+        </w:rPr>
+        <w:t xml:space="preserve"> reached 96%, </w:t>
+      </w:r>
+      <w:proofErr w:type="spellStart"/>
+      <w:r>
+        <w:rPr>
+          <w:rFonts w:ascii="Times New Roman" w:eastAsia="Times New Roman" w:hAnsi="Times New Roman" w:cs="Times New Roman"/>
+          <w:color w:val="000000"/>
+          <w:sz w:val="24"/>
+          <w:szCs w:val="24"/>
+        </w:rPr>
+        <w:t>XGBoost</w:t>
+      </w:r>
+      <w:proofErr w:type="spellEnd"/>
+      <w:r>
+        <w:rPr>
+          <w:rFonts w:ascii="Times New Roman" w:eastAsia="Times New Roman" w:hAnsi="Times New Roman" w:cs="Times New Roman"/>
+          <w:color w:val="000000"/>
+          <w:sz w:val="24"/>
+          <w:szCs w:val="24"/>
+        </w:rPr>
+        <w:t xml:space="preserve"> and </w:t>
+      </w:r>
+      <w:proofErr w:type="spellStart"/>
+      <w:r>
+        <w:rPr>
+          <w:rFonts w:ascii="Times New Roman" w:eastAsia="Times New Roman" w:hAnsi="Times New Roman" w:cs="Times New Roman"/>
+          <w:color w:val="000000"/>
+          <w:sz w:val="24"/>
+          <w:szCs w:val="24"/>
+        </w:rPr>
+        <w:t>CatBoost</w:t>
+      </w:r>
+      <w:proofErr w:type="spellEnd"/>
+      <w:r>
+        <w:rPr>
+          <w:rFonts w:ascii="Times New Roman" w:eastAsia="Times New Roman" w:hAnsi="Times New Roman" w:cs="Times New Roman"/>
+          <w:color w:val="000000"/>
+          <w:sz w:val="24"/>
+          <w:szCs w:val="24"/>
+        </w:rPr>
+        <w:t xml:space="preserve"> 95%, and SVM and Logistic Regression reached 94% accuracy rates. In contrast, it was observed that the Naive Bayes </w:t>
+      </w:r>
+      <w:r>
+        <w:rPr>
+          <w:rFonts w:ascii="Times New Roman" w:eastAsia="Times New Roman" w:hAnsi="Times New Roman" w:cs="Times New Roman"/>
+          <w:color w:val="000000"/>
+          <w:sz w:val="24"/>
+          <w:szCs w:val="24"/>
+        </w:rPr>
         <w:lastRenderedPageBreak/>
-        <w:t xml:space="preserve">findings obtained, while the Random Forest algorithm exhibited the highest performance with a 97% accuracy rate, </w:t>
-      </w:r>
-      <w:proofErr w:type="spellStart"/>
-      <w:r>
-        <w:rPr>
-          <w:rFonts w:ascii="Times New Roman" w:eastAsia="Times New Roman" w:hAnsi="Times New Roman" w:cs="Times New Roman"/>
-          <w:color w:val="000000"/>
-          <w:sz w:val="24"/>
-          <w:szCs w:val="24"/>
-        </w:rPr>
-        <w:t>LightGBM</w:t>
-      </w:r>
-      <w:proofErr w:type="spellEnd"/>
-      <w:r>
-        <w:rPr>
-          <w:rFonts w:ascii="Times New Roman" w:eastAsia="Times New Roman" w:hAnsi="Times New Roman" w:cs="Times New Roman"/>
-          <w:color w:val="000000"/>
-          <w:sz w:val="24"/>
-          <w:szCs w:val="24"/>
-        </w:rPr>
-        <w:t xml:space="preserve"> reached 96%, </w:t>
-      </w:r>
-      <w:proofErr w:type="spellStart"/>
-      <w:r>
-        <w:rPr>
-          <w:rFonts w:ascii="Times New Roman" w:eastAsia="Times New Roman" w:hAnsi="Times New Roman" w:cs="Times New Roman"/>
-          <w:color w:val="000000"/>
-          <w:sz w:val="24"/>
-          <w:szCs w:val="24"/>
-        </w:rPr>
-        <w:t>XGBoost</w:t>
-      </w:r>
-      <w:proofErr w:type="spellEnd"/>
-      <w:r>
-        <w:rPr>
-          <w:rFonts w:ascii="Times New Roman" w:eastAsia="Times New Roman" w:hAnsi="Times New Roman" w:cs="Times New Roman"/>
-          <w:color w:val="000000"/>
-          <w:sz w:val="24"/>
-          <w:szCs w:val="24"/>
-        </w:rPr>
-        <w:t xml:space="preserve"> and </w:t>
-      </w:r>
-      <w:proofErr w:type="spellStart"/>
-      <w:r>
-        <w:rPr>
-          <w:rFonts w:ascii="Times New Roman" w:eastAsia="Times New Roman" w:hAnsi="Times New Roman" w:cs="Times New Roman"/>
-          <w:color w:val="000000"/>
-          <w:sz w:val="24"/>
-          <w:szCs w:val="24"/>
-        </w:rPr>
-        <w:t>CatBoost</w:t>
-      </w:r>
-      <w:proofErr w:type="spellEnd"/>
-      <w:r>
-        <w:rPr>
-          <w:rFonts w:ascii="Times New Roman" w:eastAsia="Times New Roman" w:hAnsi="Times New Roman" w:cs="Times New Roman"/>
-          <w:color w:val="000000"/>
-          <w:sz w:val="24"/>
-          <w:szCs w:val="24"/>
-        </w:rPr>
-        <w:t xml:space="preserve"> 95%, and SVM and Logistic Regression reached 94% accuracy rates. In contrast, it was observed that the Naive Bayes algorithm showed lower performance compared to other methods with a 67% accuracy rate. These results reveal that </w:t>
+        <w:t xml:space="preserve">algorithm showed lower performance compared to other methods with a 67% accuracy rate. These results reveal that </w:t>
       </w:r>
       <w:proofErr w:type="gramStart"/>
       <w:r>
@@ -2701,7 +2730,7 @@
                 <v:stroke joinstyle="miter"/>
                 <v:path gradientshapeok="t" o:connecttype="rect"/>
               </v:shapetype>
-              <v:shape id="Metin Kutusu 3" o:spid="_x0000_s1026" type="#_x0000_t202" style="position:absolute;left:0;text-align:left;margin-left:0;margin-top:3pt;width:341.2pt;height:.05pt;z-index:251661312;visibility:visible;mso-wrap-style:square;mso-wrap-distance-left:9pt;mso-wrap-distance-top:0;mso-wrap-distance-right:9pt;mso-wrap-distance-bottom:0;mso-position-horizontal:center;mso-position-horizontal-relative:margin;mso-position-vertical:absolute;mso-position-vertical-relative:text;v-text-anchor:top" o:gfxdata="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" stroked="f">
+              <v:shape id="Metin Kutusu 3" o:spid="_x0000_s1026" type="#_x0000_t202" style="position:absolute;left:0;text-align:left;margin-left:0;margin-top:3pt;width:341.2pt;height:.05pt;z-index:251661312;visibility:visible;mso-wrap-style:square;mso-wrap-distance-left:9pt;mso-wrap-distance-top:0;mso-wrap-distance-right:9pt;mso-wrap-distance-bottom:0;mso-position-horizontal:center;mso-position-horizontal-relative:margin;mso-position-vertical:absolute;mso-position-vertical-relative:text;v-text-anchor:top" o:gfxdata="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" stroked="f">
                 <v:textbox style="mso-fit-shape-to-text:t" inset="0,0,0,0">
                   <w:txbxContent>
                     <w:p>
@@ -2896,17 +2925,26 @@
           <w:sz w:val="24"/>
           <w:szCs w:val="24"/>
         </w:rPr>
+        <w:t xml:space="preserve">     </w:t>
+      </w:r>
+      <w:r>
+        <w:rPr>
+          <w:rFonts w:ascii="Times New Roman" w:eastAsia="Times New Roman" w:hAnsi="Times New Roman" w:cs="Times New Roman"/>
+          <w:color w:val="000000"/>
+          <w:sz w:val="24"/>
+          <w:szCs w:val="24"/>
+        </w:rPr>
+        <w:t xml:space="preserve">The distribution of algorithms used within the scope of the studies reviewed in the literature is presented in Figure 1. When the graph is examined, it is observed that Random Forest (15%), Logistic Regression (9%), and SVM (8%) algorithms are most commonly preferred. However, it is noteworthy that a </w:t>
+      </w:r>
+      <w:r>
+        <w:rPr>
+          <w:rFonts w:ascii="Times New Roman" w:eastAsia="Times New Roman" w:hAnsi="Times New Roman" w:cs="Times New Roman"/>
+          <w:color w:val="000000"/>
+          <w:sz w:val="24"/>
+          <w:szCs w:val="24"/>
+        </w:rPr>
         <w:lastRenderedPageBreak/>
-        <w:t xml:space="preserve">     </w:t>
-      </w:r>
-      <w:r>
-        <w:rPr>
-          <w:rFonts w:ascii="Times New Roman" w:eastAsia="Times New Roman" w:hAnsi="Times New Roman" w:cs="Times New Roman"/>
-          <w:color w:val="000000"/>
-          <w:sz w:val="24"/>
-          <w:szCs w:val="24"/>
-        </w:rPr>
-        <w:t>The distribution of algorithms used within the scope of the studies reviewed in the literature is presented in Figure 1. When the graph is examined, it is observed that Random Forest (15%), Logistic Regression (9%), and SVM (8%) algorithms are most commonly preferred. However, it is noteworthy that a wide variety of algorithms are used in the studies, and the 'other' category (52%) has a high percentage. This situation indicates that a standard approach has not yet emerged in the literature and that different methods continue to be tested.</w:t>
+        <w:t>wide variety of algorithms are used in the studies, and the 'other' category (52%) has a high percentage. This situation indicates that a standard approach has not yet emerged in the literature and that different methods continue to be tested.</w:t>
       </w:r>
     </w:p>
     <w:p>
@@ -7369,7 +7407,41 @@
           <w:sz w:val="24"/>
           <w:szCs w:val="24"/>
         </w:rPr>
-        <w:t>party services, increase system latency and limit scalability. Therefore, by developing a model based solely on features derivable from the URL text (including the character-based lengths of subcomponents such as domain, path, TLD, and query) the aim is to both reduce the computational overhead and enable the system to operate independently.</w:t>
+        <w:t xml:space="preserve">party services, increase system latency and limit scalability. Therefore, by developing a model based solely on features derivable from the URL text (including the </w:t>
+      </w:r>
+      <w:proofErr w:type="gramStart"/>
+      <w:r>
+        <w:rPr>
+          <w:rFonts w:ascii="Times New Roman" w:eastAsia="Times New Roman" w:hAnsi="Times New Roman" w:cs="Times New Roman"/>
+          <w:sz w:val="24"/>
+          <w:szCs w:val="24"/>
+        </w:rPr>
+        <w:t>character</w:t>
+      </w:r>
+      <w:r>
+        <w:rPr>
+          <w:rFonts w:ascii="Times New Roman" w:eastAsia="Times New Roman" w:hAnsi="Times New Roman" w:cs="Times New Roman"/>
+          <w:sz w:val="24"/>
+          <w:szCs w:val="24"/>
+        </w:rPr>
+        <w:t xml:space="preserve"> </w:t>
+      </w:r>
+      <w:r>
+        <w:rPr>
+          <w:rFonts w:ascii="Times New Roman" w:eastAsia="Times New Roman" w:hAnsi="Times New Roman" w:cs="Times New Roman"/>
+          <w:sz w:val="24"/>
+          <w:szCs w:val="24"/>
+        </w:rPr>
+        <w:t>based</w:t>
+      </w:r>
+      <w:proofErr w:type="gramEnd"/>
+      <w:r>
+        <w:rPr>
+          <w:rFonts w:ascii="Times New Roman" w:eastAsia="Times New Roman" w:hAnsi="Times New Roman" w:cs="Times New Roman"/>
+          <w:sz w:val="24"/>
+          <w:szCs w:val="24"/>
+        </w:rPr>
+        <w:t xml:space="preserve"> lengths of subcomponents such as domain, path, TLD, and query) the aim is to both reduce the computational overhead and enable the system to operate independently.</w:t>
       </w:r>
     </w:p>
     <w:p>
@@ -10903,16 +10975,7 @@
           <w:sz w:val="24"/>
           <w:szCs w:val="24"/>
         </w:rPr>
-        <w:t xml:space="preserve">based features including the frequencies of special characters and symbols, </w:t>
-      </w:r>
-      <w:proofErr w:type="gramStart"/>
-      <w:r>
-        <w:rPr>
-          <w:rFonts w:ascii="Times New Roman" w:eastAsia="Times New Roman" w:hAnsi="Times New Roman" w:cs="Times New Roman"/>
-          <w:sz w:val="24"/>
-          <w:szCs w:val="24"/>
-        </w:rPr>
-        <w:t>ratio</w:t>
+        <w:t>based features including the frequencies of special characters and symbols, ratio</w:t>
       </w:r>
       <w:r>
         <w:rPr>
@@ -10928,16 +10991,7 @@
           <w:sz w:val="24"/>
           <w:szCs w:val="24"/>
         </w:rPr>
-        <w:t>based</w:t>
-      </w:r>
-      <w:proofErr w:type="gramEnd"/>
-      <w:r>
-        <w:rPr>
-          <w:rFonts w:ascii="Times New Roman" w:eastAsia="Times New Roman" w:hAnsi="Times New Roman" w:cs="Times New Roman"/>
-          <w:sz w:val="24"/>
-          <w:szCs w:val="24"/>
-        </w:rPr>
-        <w:t xml:space="preserve"> features reflecting the relationships between character types, structural features containing information on the domain structure, and metrics aimed at measuring URL complexity were included in the dataset. Through this structure, a hybrid feature set was created, encompassing both classic lexical features and more advanced statistical patterns.</w:t>
+        <w:t>based features reflecting the relationships between character types, structural features containing information on the domain structure, and metrics aimed at measuring URL complexity were included in the dataset. Through this structure, a hybrid feature set was created, encompassing both classic lexical features and more advanced statistical patterns.</w:t>
       </w:r>
     </w:p>
     <w:p>
@@ -10973,7 +11027,41 @@
           <w:szCs w:val="24"/>
         </w:rPr>
         <w:lastRenderedPageBreak/>
-        <w:t>descriptions of each feature (encompassing the character-based lengths of the URL and its subcomponents such as domain, path, TLD, and query) are presented in Table II.</w:t>
+        <w:t xml:space="preserve">descriptions of each feature (encompassing the </w:t>
+      </w:r>
+      <w:proofErr w:type="gramStart"/>
+      <w:r>
+        <w:rPr>
+          <w:rFonts w:ascii="Times New Roman" w:eastAsia="Times New Roman" w:hAnsi="Times New Roman" w:cs="Times New Roman"/>
+          <w:sz w:val="24"/>
+          <w:szCs w:val="24"/>
+        </w:rPr>
+        <w:t>character</w:t>
+      </w:r>
+      <w:r>
+        <w:rPr>
+          <w:rFonts w:ascii="Times New Roman" w:eastAsia="Times New Roman" w:hAnsi="Times New Roman" w:cs="Times New Roman"/>
+          <w:sz w:val="24"/>
+          <w:szCs w:val="24"/>
+        </w:rPr>
+        <w:t xml:space="preserve"> </w:t>
+      </w:r>
+      <w:r>
+        <w:rPr>
+          <w:rFonts w:ascii="Times New Roman" w:eastAsia="Times New Roman" w:hAnsi="Times New Roman" w:cs="Times New Roman"/>
+          <w:sz w:val="24"/>
+          <w:szCs w:val="24"/>
+        </w:rPr>
+        <w:t>based</w:t>
+      </w:r>
+      <w:proofErr w:type="gramEnd"/>
+      <w:r>
+        <w:rPr>
+          <w:rFonts w:ascii="Times New Roman" w:eastAsia="Times New Roman" w:hAnsi="Times New Roman" w:cs="Times New Roman"/>
+          <w:sz w:val="24"/>
+          <w:szCs w:val="24"/>
+        </w:rPr>
+        <w:t xml:space="preserve"> lengths of the URL and its subcomponents such as domain, path, TLD, and query) are presented in Table II.</w:t>
       </w:r>
     </w:p>
     <w:p>
@@ -11159,7 +11247,25 @@
           <w:sz w:val="24"/>
           <w:szCs w:val="24"/>
         </w:rPr>
-        <w:t xml:space="preserve">In the second stage, the Mutual Information method was utilized to measure the relationship between features and the target variable. Through this method, the amount of information each feature (including the character-based lengths of the URL and its subcomponents such as domain,  </w:t>
+        <w:t xml:space="preserve">In the second stage, the Mutual Information method was utilized to measure the relationship between features and the target variable. Through this method, the amount of information each feature (including the </w:t>
+      </w:r>
+      <w:proofErr w:type="spellStart"/>
+      <w:r>
+        <w:rPr>
+          <w:rFonts w:ascii="Times New Roman" w:eastAsia="Times New Roman" w:hAnsi="Times New Roman" w:cs="Times New Roman"/>
+          <w:sz w:val="24"/>
+          <w:szCs w:val="24"/>
+        </w:rPr>
+        <w:t>characterbased</w:t>
+      </w:r>
+      <w:proofErr w:type="spellEnd"/>
+      <w:r>
+        <w:rPr>
+          <w:rFonts w:ascii="Times New Roman" w:eastAsia="Times New Roman" w:hAnsi="Times New Roman" w:cs="Times New Roman"/>
+          <w:sz w:val="24"/>
+          <w:szCs w:val="24"/>
+        </w:rPr>
+        <w:t xml:space="preserve"> lengths of the URL and its subcomponents such as domain,  </w:t>
       </w:r>
     </w:p>
     <w:p>
@@ -11296,7 +11402,41 @@
           <w:sz w:val="24"/>
           <w:szCs w:val="24"/>
         </w:rPr>
-        <w:t>ncluding the character-based lengths of the URL and its subcomponents such as domain, path, TLD, and query</w:t>
+        <w:t xml:space="preserve">ncluding the </w:t>
+      </w:r>
+      <w:proofErr w:type="gramStart"/>
+      <w:r>
+        <w:rPr>
+          <w:rFonts w:ascii="Times New Roman" w:eastAsia="Times New Roman" w:hAnsi="Times New Roman" w:cs="Times New Roman"/>
+          <w:sz w:val="24"/>
+          <w:szCs w:val="24"/>
+        </w:rPr>
+        <w:t>character</w:t>
+      </w:r>
+      <w:r>
+        <w:rPr>
+          <w:rFonts w:ascii="Times New Roman" w:eastAsia="Times New Roman" w:hAnsi="Times New Roman" w:cs="Times New Roman"/>
+          <w:sz w:val="24"/>
+          <w:szCs w:val="24"/>
+        </w:rPr>
+        <w:t xml:space="preserve"> </w:t>
+      </w:r>
+      <w:r>
+        <w:rPr>
+          <w:rFonts w:ascii="Times New Roman" w:eastAsia="Times New Roman" w:hAnsi="Times New Roman" w:cs="Times New Roman"/>
+          <w:sz w:val="24"/>
+          <w:szCs w:val="24"/>
+        </w:rPr>
+        <w:t>based</w:t>
+      </w:r>
+      <w:proofErr w:type="gramEnd"/>
+      <w:r>
+        <w:rPr>
+          <w:rFonts w:ascii="Times New Roman" w:eastAsia="Times New Roman" w:hAnsi="Times New Roman" w:cs="Times New Roman"/>
+          <w:sz w:val="24"/>
+          <w:szCs w:val="24"/>
+        </w:rPr>
+        <w:t xml:space="preserve"> lengths of the URL and its subcomponents such as domain, path, TLD, and query</w:t>
       </w:r>
       <w:r>
         <w:rPr>
@@ -11339,7 +11479,7 @@
           <w:sz w:val="24"/>
           <w:szCs w:val="24"/>
         </w:rPr>
-        <w:t xml:space="preserve">Accordingly, highly correlated feature pairs with an absolute value of |r| &gt; 0.90 were identified, and an elimination process was performed such that only one feature from each pair was retained in the dataset. During this selection process, the contribution and representative power of the features (including the character-based lengths of the URL and its subcomponents such as domain, path, TLD, query, and word lengths) were </w:t>
+        <w:t xml:space="preserve">Accordingly, highly correlated feature pairs with an absolute value of |r| &gt; 0.90 were identified, and an elimination process was performed such that only one feature from each pair was retained in the dataset. During this selection process, the contribution and representative power of the features (including the </w:t>
       </w:r>
       <w:proofErr w:type="gramStart"/>
       <w:r>
@@ -11348,7 +11488,23 @@
           <w:sz w:val="24"/>
           <w:szCs w:val="24"/>
         </w:rPr>
-        <w:t>taken into account</w:t>
+        <w:t>character</w:t>
+      </w:r>
+      <w:r>
+        <w:rPr>
+          <w:rFonts w:ascii="Times New Roman" w:eastAsia="Times New Roman" w:hAnsi="Times New Roman" w:cs="Times New Roman"/>
+          <w:sz w:val="24"/>
+          <w:szCs w:val="24"/>
+        </w:rPr>
+        <w:t xml:space="preserve"> </w:t>
+      </w:r>
+      <w:r>
+        <w:rPr>
+          <w:rFonts w:ascii="Times New Roman" w:eastAsia="Times New Roman" w:hAnsi="Times New Roman" w:cs="Times New Roman"/>
+          <w:sz w:val="24"/>
+          <w:szCs w:val="24"/>
+        </w:rPr>
+        <w:t>based</w:t>
       </w:r>
       <w:proofErr w:type="gramEnd"/>
       <w:r>
@@ -11357,7 +11513,7 @@
           <w:sz w:val="24"/>
           <w:szCs w:val="24"/>
         </w:rPr>
-        <w:t>. Consequently, redundant feature repetitions were prevented while minimizing information loss.</w:t>
+        <w:t xml:space="preserve"> lengths of the URL and its subcomponents such as domain, path, TLD, query, and word lengths) were taken into account. Consequently, redundant feature repetitions were prevented while minimizing information loss.</w:t>
       </w:r>
     </w:p>
     <w:p>
@@ -11384,7 +11540,41 @@
           <w:sz w:val="24"/>
           <w:szCs w:val="24"/>
         </w:rPr>
-        <w:t>Through this applied procedure, the multicollinearity problem in the dataset was significantly reduced, aiming to enable the model to produce more stable and generalizable results. In this context, features including the character-based lengths of the URL and its subcomponents (such as the domain, path, TLD, query, and word lengths) were optimized. Simultaneously, by reducing the number of features, the computational cost was decreased, and the model training process was made more efficient.</w:t>
+        <w:t xml:space="preserve">Through this applied procedure, the multicollinearity problem in the dataset was significantly reduced, aiming to enable the model to produce more stable and generalizable results. In this context, features including the </w:t>
+      </w:r>
+      <w:proofErr w:type="gramStart"/>
+      <w:r>
+        <w:rPr>
+          <w:rFonts w:ascii="Times New Roman" w:eastAsia="Times New Roman" w:hAnsi="Times New Roman" w:cs="Times New Roman"/>
+          <w:sz w:val="24"/>
+          <w:szCs w:val="24"/>
+        </w:rPr>
+        <w:t>character</w:t>
+      </w:r>
+      <w:r>
+        <w:rPr>
+          <w:rFonts w:ascii="Times New Roman" w:eastAsia="Times New Roman" w:hAnsi="Times New Roman" w:cs="Times New Roman"/>
+          <w:sz w:val="24"/>
+          <w:szCs w:val="24"/>
+        </w:rPr>
+        <w:t xml:space="preserve"> </w:t>
+      </w:r>
+      <w:r>
+        <w:rPr>
+          <w:rFonts w:ascii="Times New Roman" w:eastAsia="Times New Roman" w:hAnsi="Times New Roman" w:cs="Times New Roman"/>
+          <w:sz w:val="24"/>
+          <w:szCs w:val="24"/>
+        </w:rPr>
+        <w:t>based</w:t>
+      </w:r>
+      <w:proofErr w:type="gramEnd"/>
+      <w:r>
+        <w:rPr>
+          <w:rFonts w:ascii="Times New Roman" w:eastAsia="Times New Roman" w:hAnsi="Times New Roman" w:cs="Times New Roman"/>
+          <w:sz w:val="24"/>
+          <w:szCs w:val="24"/>
+        </w:rPr>
+        <w:t xml:space="preserve"> lengths of the URL and its subcomponents (such as the domain, path, TLD, query, and word lengths) were optimized. Simultaneously, by reducing the number of features, the computational cost was decreased, and the model training process was made more efficient.</w:t>
       </w:r>
     </w:p>
     <w:p>
@@ -11411,7 +11601,41 @@
           <w:sz w:val="24"/>
           <w:szCs w:val="24"/>
         </w:rPr>
-        <w:t xml:space="preserve">The correlation structure among features and the overall distribution of relationships are presented in Figure 2. This visualization provides a detailed representation of the relationship levels between features (including the character-based lengths of the URL and its subcomponents </w:t>
+        <w:t xml:space="preserve">The correlation structure among features and the overall distribution of relationships are presented in Figure 2. This visualization provides a detailed representation of the relationship levels between features (including the </w:t>
+      </w:r>
+      <w:proofErr w:type="gramStart"/>
+      <w:r>
+        <w:rPr>
+          <w:rFonts w:ascii="Times New Roman" w:eastAsia="Times New Roman" w:hAnsi="Times New Roman" w:cs="Times New Roman"/>
+          <w:sz w:val="24"/>
+          <w:szCs w:val="24"/>
+        </w:rPr>
+        <w:t>character</w:t>
+      </w:r>
+      <w:r>
+        <w:rPr>
+          <w:rFonts w:ascii="Times New Roman" w:eastAsia="Times New Roman" w:hAnsi="Times New Roman" w:cs="Times New Roman"/>
+          <w:sz w:val="24"/>
+          <w:szCs w:val="24"/>
+        </w:rPr>
+        <w:t xml:space="preserve"> </w:t>
+      </w:r>
+      <w:r>
+        <w:rPr>
+          <w:rFonts w:ascii="Times New Roman" w:eastAsia="Times New Roman" w:hAnsi="Times New Roman" w:cs="Times New Roman"/>
+          <w:sz w:val="24"/>
+          <w:szCs w:val="24"/>
+        </w:rPr>
+        <w:t>based</w:t>
+      </w:r>
+      <w:proofErr w:type="gramEnd"/>
+      <w:r>
+        <w:rPr>
+          <w:rFonts w:ascii="Times New Roman" w:eastAsia="Times New Roman" w:hAnsi="Times New Roman" w:cs="Times New Roman"/>
+          <w:sz w:val="24"/>
+          <w:szCs w:val="24"/>
+        </w:rPr>
+        <w:t xml:space="preserve"> lengths of the URL and its subcomponents </w:t>
       </w:r>
       <w:r>
         <w:rPr>
@@ -11613,7 +11837,7 @@
           </mc:Choice>
           <mc:Fallback>
             <w:pict>
-              <v:shape w14:anchorId="76F1393E" id="Metin Kutusu 4" o:spid="_x0000_s1027" type="#_x0000_t202" style="position:absolute;left:0;text-align:left;margin-left:4.65pt;margin-top:13.85pt;width:473.9pt;height:.05pt;z-index:251665408;visibility:visible;mso-wrap-style:square;mso-wrap-distance-left:9pt;mso-wrap-distance-top:0;mso-wrap-distance-right:9pt;mso-wrap-distance-bottom:0;mso-position-horizontal:absolute;mso-position-horizontal-relative:text;mso-position-vertical:absolute;mso-position-vertical-relative:text;v-text-anchor:top" o:gfxdata="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" stroked="f">
+              <v:shape w14:anchorId="76F1393E" id="Metin Kutusu 4" o:spid="_x0000_s1027" type="#_x0000_t202" style="position:absolute;left:0;text-align:left;margin-left:4.65pt;margin-top:13.85pt;width:473.9pt;height:.05pt;z-index:251665408;visibility:visible;mso-wrap-style:square;mso-wrap-distance-left:9pt;mso-wrap-distance-top:0;mso-wrap-distance-right:9pt;mso-wrap-distance-bottom:0;mso-position-horizontal:absolute;mso-position-horizontal-relative:text;mso-position-vertical:absolute;mso-position-vertical-relative:text;v-text-anchor:top" o:gfxdata="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" stroked="f">
                 <v:textbox style="mso-fit-shape-to-text:t" inset="0,0,0,0">
                   <w:txbxContent>
                     <w:p>
@@ -11825,35 +12049,7 @@
           <w:sz w:val="24"/>
           <w:szCs w:val="24"/>
         </w:rPr>
-        <w:t xml:space="preserve"> lengths of the URL and its subcomponents such as the domain, path, TLD, query, and word lengths) with the target variable was measured, and the contribution of these features to the classification problem was quantitatively evaluated. Mutual Information provides a significant advantage in the feature selection process, as it </w:t>
-      </w:r>
-      <w:proofErr w:type="gramStart"/>
-      <w:r>
-        <w:rPr>
-          <w:rFonts w:ascii="Times New Roman" w:hAnsi="Times New Roman"/>
-          <w:b w:val="0"/>
-          <w:bCs w:val="0"/>
-          <w:i w:val="0"/>
-          <w:iCs w:val="0"/>
-          <w:color w:val="auto"/>
-          <w:sz w:val="24"/>
-          <w:szCs w:val="24"/>
-        </w:rPr>
-        <w:t>is capable of revealing</w:t>
-      </w:r>
-      <w:proofErr w:type="gramEnd"/>
-      <w:r>
-        <w:rPr>
-          <w:rFonts w:ascii="Times New Roman" w:hAnsi="Times New Roman"/>
-          <w:b w:val="0"/>
-          <w:bCs w:val="0"/>
-          <w:i w:val="0"/>
-          <w:iCs w:val="0"/>
-          <w:color w:val="auto"/>
-          <w:sz w:val="24"/>
-          <w:szCs w:val="24"/>
-        </w:rPr>
-        <w:t xml:space="preserve"> not only linear relationships but also complex and nonlinear dependencies.</w:t>
+        <w:t xml:space="preserve"> lengths of the URL and its subcomponents such as the domain, path, TLD, query, and word lengths) with the target variable was measured, and the contribution of these features to the classification problem was quantitatively evaluated. Mutual Information provides a significant advantage in the feature selection process, as it is capable of revealing not only linear relationships but also complex and nonlinear dependencies.</w:t>
       </w:r>
     </w:p>
     <w:p>
@@ -11887,7 +12083,61 @@
           <w:sz w:val="24"/>
           <w:szCs w:val="24"/>
         </w:rPr>
-        <w:t xml:space="preserve">     In this context, Mutual Information scores were calculated for all features in the dataset, and the extent to which each feature explained the target variable was analyzed. Based on the scores obtained, features providing low information contribution and having a limited impact on model performance were removed from the dataset. These features included those representing the overall length of the URL along with the character-based lengths of its subcomponents (domain, path, TLD, query, and word lengths). Consequently, the model was prevented from being influenced by redundant or noisy features, leading to the creation of a more meaningful feature set.</w:t>
+        <w:t xml:space="preserve">     In this context, Mutual Information scores were calculated for all features in the dataset, and the extent to which each feature explained the target variable was analyzed. Based on the scores obtained, features providing low information contribution and having a limited impact on model performance were removed from the dataset. These features included those representing the overall length of the URL along with the </w:t>
+      </w:r>
+      <w:proofErr w:type="gramStart"/>
+      <w:r>
+        <w:rPr>
+          <w:rFonts w:ascii="Times New Roman" w:hAnsi="Times New Roman"/>
+          <w:b w:val="0"/>
+          <w:bCs w:val="0"/>
+          <w:i w:val="0"/>
+          <w:iCs w:val="0"/>
+          <w:color w:val="auto"/>
+          <w:sz w:val="24"/>
+          <w:szCs w:val="24"/>
+        </w:rPr>
+        <w:t>character</w:t>
+      </w:r>
+      <w:r>
+        <w:rPr>
+          <w:rFonts w:ascii="Times New Roman" w:hAnsi="Times New Roman"/>
+          <w:b w:val="0"/>
+          <w:bCs w:val="0"/>
+          <w:i w:val="0"/>
+          <w:iCs w:val="0"/>
+          <w:color w:val="auto"/>
+          <w:sz w:val="24"/>
+          <w:szCs w:val="24"/>
+        </w:rPr>
+        <w:t xml:space="preserve"> </w:t>
+      </w:r>
+      <w:r>
+        <w:rPr>
+          <w:rFonts w:ascii="Times New Roman" w:hAnsi="Times New Roman"/>
+          <w:b w:val="0"/>
+          <w:bCs w:val="0"/>
+          <w:i w:val="0"/>
+          <w:iCs w:val="0"/>
+          <w:color w:val="auto"/>
+          <w:sz w:val="24"/>
+          <w:szCs w:val="24"/>
+        </w:rPr>
+        <w:t>based</w:t>
+      </w:r>
+      <w:proofErr w:type="gramEnd"/>
+      <w:r>
+        <w:rPr>
+          <w:rFonts w:ascii="Times New Roman" w:hAnsi="Times New Roman"/>
+          <w:b w:val="0"/>
+          <w:bCs w:val="0"/>
+          <w:i w:val="0"/>
+          <w:iCs w:val="0"/>
+          <w:color w:val="auto"/>
+          <w:sz w:val="24"/>
+          <w:szCs w:val="24"/>
+        </w:rPr>
+        <w:t xml:space="preserve"> lengths of its subcomponents (domain, path, TLD, query, and word lengths). Consequently, the model was prevented from being influenced by redundant or noisy features, leading to the creation of a more meaningful feature set.</w:t>
       </w:r>
     </w:p>
     <w:p>
@@ -11950,6 +12200,7 @@
         </w:rPr>
         <w:t xml:space="preserve">(including the overall length of the URL along with the </w:t>
       </w:r>
+      <w:proofErr w:type="gramStart"/>
       <w:r>
         <w:rPr>
           <w:rFonts w:ascii="Times New Roman" w:hAnsi="Times New Roman"/>
@@ -11974,8 +12225,22 @@
           <w:sz w:val="24"/>
           <w:szCs w:val="24"/>
         </w:rPr>
-        <w:t>-based</w:t>
-      </w:r>
+        <w:t xml:space="preserve"> </w:t>
+      </w:r>
+      <w:r>
+        <w:rPr>
+          <w:rFonts w:ascii="Times New Roman" w:hAnsi="Times New Roman"/>
+          <w:b w:val="0"/>
+          <w:bCs w:val="0"/>
+          <w:i w:val="0"/>
+          <w:iCs w:val="0"/>
+          <w:color w:val="auto"/>
+          <w:sz w:val="24"/>
+          <w:szCs w:val="24"/>
+        </w:rPr>
+        <w:t>based</w:t>
+      </w:r>
+      <w:proofErr w:type="gramEnd"/>
       <w:r>
         <w:rPr>
           <w:rFonts w:ascii="Times New Roman" w:hAnsi="Times New Roman"/>
@@ -12075,6 +12340,7 @@
         </w:rPr>
         <w:t xml:space="preserve">based feature selection has increased the discriminative power of the model by specifically contributing to the capture of nonlinear patterns, thereby creating a positive impact on the final performance. This process ensured that the most relevant features, including the overall length of the URL and the </w:t>
       </w:r>
+      <w:proofErr w:type="gramStart"/>
       <w:r>
         <w:rPr>
           <w:rFonts w:ascii="Times New Roman" w:hAnsi="Times New Roman"/>
@@ -12099,8 +12365,22 @@
           <w:sz w:val="24"/>
           <w:szCs w:val="24"/>
         </w:rPr>
-        <w:t>-based</w:t>
-      </w:r>
+        <w:t xml:space="preserve"> </w:t>
+      </w:r>
+      <w:r>
+        <w:rPr>
+          <w:rFonts w:ascii="Times New Roman" w:hAnsi="Times New Roman"/>
+          <w:b w:val="0"/>
+          <w:bCs w:val="0"/>
+          <w:i w:val="0"/>
+          <w:iCs w:val="0"/>
+          <w:color w:val="auto"/>
+          <w:sz w:val="24"/>
+          <w:szCs w:val="24"/>
+        </w:rPr>
+        <w:t>based</w:t>
+      </w:r>
+      <w:proofErr w:type="gramEnd"/>
       <w:r>
         <w:rPr>
           <w:rFonts w:ascii="Times New Roman" w:hAnsi="Times New Roman"/>
@@ -12230,7 +12510,23 @@
           <w:sz w:val="24"/>
           <w:szCs w:val="24"/>
         </w:rPr>
-        <w:t xml:space="preserve">Within this scope, the fundamental working principles of the machine learning algorithms used in the study (which incorporate the overall length of the URL along with the character-based lengths of its </w:t>
+        <w:t>Within this scope, the fundamental working principles of the machine learning algorithms used in the study (which incorporate the overall length of the URL along with the character</w:t>
+      </w:r>
+      <w:r>
+        <w:rPr>
+          <w:rFonts w:ascii="Times New Roman" w:eastAsia="Times New Roman" w:hAnsi="Times New Roman" w:cs="Times New Roman"/>
+          <w:sz w:val="24"/>
+          <w:szCs w:val="24"/>
+        </w:rPr>
+        <w:t xml:space="preserve"> </w:t>
+      </w:r>
+      <w:r>
+        <w:rPr>
+          <w:rFonts w:ascii="Times New Roman" w:eastAsia="Times New Roman" w:hAnsi="Times New Roman" w:cs="Times New Roman"/>
+          <w:sz w:val="24"/>
+          <w:szCs w:val="24"/>
+        </w:rPr>
+        <w:t xml:space="preserve">based lengths of its </w:t>
       </w:r>
       <w:proofErr w:type="gramStart"/>
       <w:r>
@@ -20489,6 +20785,7 @@
         </w:rPr>
         <w:t xml:space="preserve">performance URL classification system has been developed, aiming to protect internet users against malicious websites and enhance individual cybersecurity levels. The results of the experimental studies conducted are presented in detail in Table III and Table IV; based on the findings obtained, the success rates, computational costs, and system resource usages of different machine learning algorithms have been comprehensively evaluated. This evaluation particularly considers the overall length of the URL along with the </w:t>
       </w:r>
+      <w:proofErr w:type="gramStart"/>
       <w:r>
         <w:rPr>
           <w:rFonts w:ascii="Times New Roman" w:eastAsia="Times New Roman" w:hAnsi="Times New Roman" w:cs="Times New Roman"/>
@@ -20503,8 +20800,17 @@
           <w:sz w:val="24"/>
           <w:szCs w:val="24"/>
         </w:rPr>
-        <w:t>-based</w:t>
-      </w:r>
+        <w:t xml:space="preserve"> </w:t>
+      </w:r>
+      <w:r>
+        <w:rPr>
+          <w:rFonts w:ascii="Times New Roman" w:eastAsia="Times New Roman" w:hAnsi="Times New Roman" w:cs="Times New Roman"/>
+          <w:sz w:val="24"/>
+          <w:szCs w:val="24"/>
+        </w:rPr>
+        <w:t>based</w:t>
+      </w:r>
+      <w:proofErr w:type="gramEnd"/>
       <w:r>
         <w:rPr>
           <w:rFonts w:ascii="Times New Roman" w:eastAsia="Times New Roman" w:hAnsi="Times New Roman" w:cs="Times New Roman"/>
@@ -20570,7 +20876,41 @@
           <w:sz w:val="24"/>
           <w:szCs w:val="24"/>
         </w:rPr>
-        <w:t>selected dataset (which incorporates the overall length of the URL and the character-based lengths of its sub</w:t>
+        <w:t xml:space="preserve">selected dataset (which incorporates the overall length of the URL and the </w:t>
+      </w:r>
+      <w:proofErr w:type="gramStart"/>
+      <w:r>
+        <w:rPr>
+          <w:rFonts w:ascii="Times New Roman" w:eastAsia="Times New Roman" w:hAnsi="Times New Roman" w:cs="Times New Roman"/>
+          <w:sz w:val="24"/>
+          <w:szCs w:val="24"/>
+        </w:rPr>
+        <w:t>character</w:t>
+      </w:r>
+      <w:r>
+        <w:rPr>
+          <w:rFonts w:ascii="Times New Roman" w:eastAsia="Times New Roman" w:hAnsi="Times New Roman" w:cs="Times New Roman"/>
+          <w:sz w:val="24"/>
+          <w:szCs w:val="24"/>
+        </w:rPr>
+        <w:t xml:space="preserve"> </w:t>
+      </w:r>
+      <w:r>
+        <w:rPr>
+          <w:rFonts w:ascii="Times New Roman" w:eastAsia="Times New Roman" w:hAnsi="Times New Roman" w:cs="Times New Roman"/>
+          <w:sz w:val="24"/>
+          <w:szCs w:val="24"/>
+        </w:rPr>
+        <w:t>based</w:t>
+      </w:r>
+      <w:proofErr w:type="gramEnd"/>
+      <w:r>
+        <w:rPr>
+          <w:rFonts w:ascii="Times New Roman" w:eastAsia="Times New Roman" w:hAnsi="Times New Roman" w:cs="Times New Roman"/>
+          <w:sz w:val="24"/>
+          <w:szCs w:val="24"/>
+        </w:rPr>
+        <w:t xml:space="preserve"> lengths of its sub</w:t>
       </w:r>
       <w:r>
         <w:rPr>
@@ -20663,7 +21003,41 @@
           <w:sz w:val="24"/>
           <w:szCs w:val="24"/>
         </w:rPr>
-        <w:t>When the model results presented in Table IV, where no feature reduction was applied, are examined, it is observed that while general accuracy rates remain at similar levels, computational costs increase. Particularly, it is noteworthy that the training time for the Random Forest model rose to 19.21 seconds, and for the Gradient Boosting model, it reached 53.60 seconds. In the Logistic Regression model, CPU usage was measured at 3.9% and memory usage was 3.66 MB. The prediction time of the KNN algorithm climbing to 16.82 seconds indicates an increase in computational demand compared to the optimized set. These findings clearly demonstrate that the feature selection process not only maintains model performance but also enhances system efficiency by optimizing the overall length of the URL along with the character-based lengths of its subcomponents (domain, path, TLD, query, and word lengths).</w:t>
+        <w:t xml:space="preserve">When the model results presented in Table IV, where no feature reduction was applied, are examined, it is observed that while general accuracy rates remain at similar levels, computational costs increase. Particularly, it is noteworthy that the training time for the Random Forest model rose to 19.21 seconds, and for the Gradient Boosting model, it reached 53.60 seconds. In the Logistic Regression model, CPU usage was measured at 3.9% and memory usage was 3.66 MB. The prediction time of the KNN algorithm climbing to 16.82 seconds indicates an increase in computational demand compared to the optimized set. These findings clearly demonstrate that the feature selection process not only maintains model performance but also enhances system efficiency by optimizing the overall length of the URL along with the </w:t>
+      </w:r>
+      <w:proofErr w:type="gramStart"/>
+      <w:r>
+        <w:rPr>
+          <w:rFonts w:ascii="Times New Roman" w:eastAsia="Times New Roman" w:hAnsi="Times New Roman" w:cs="Times New Roman"/>
+          <w:sz w:val="24"/>
+          <w:szCs w:val="24"/>
+        </w:rPr>
+        <w:t>character</w:t>
+      </w:r>
+      <w:r>
+        <w:rPr>
+          <w:rFonts w:ascii="Times New Roman" w:eastAsia="Times New Roman" w:hAnsi="Times New Roman" w:cs="Times New Roman"/>
+          <w:sz w:val="24"/>
+          <w:szCs w:val="24"/>
+        </w:rPr>
+        <w:t xml:space="preserve"> </w:t>
+      </w:r>
+      <w:r>
+        <w:rPr>
+          <w:rFonts w:ascii="Times New Roman" w:eastAsia="Times New Roman" w:hAnsi="Times New Roman" w:cs="Times New Roman"/>
+          <w:sz w:val="24"/>
+          <w:szCs w:val="24"/>
+        </w:rPr>
+        <w:t>based</w:t>
+      </w:r>
+      <w:proofErr w:type="gramEnd"/>
+      <w:r>
+        <w:rPr>
+          <w:rFonts w:ascii="Times New Roman" w:eastAsia="Times New Roman" w:hAnsi="Times New Roman" w:cs="Times New Roman"/>
+          <w:sz w:val="24"/>
+          <w:szCs w:val="24"/>
+        </w:rPr>
+        <w:t xml:space="preserve"> lengths of its subcomponents (domain, path, TLD, query, and word lengths).</w:t>
       </w:r>
       <w:r>
         <w:rPr>
@@ -20716,7 +21090,41 @@
           <w:sz w:val="24"/>
           <w:szCs w:val="24"/>
         </w:rPr>
-        <w:t xml:space="preserve"> algorithm exhibited the most balanced and superior performance in terms of both accuracy metrics and processing costs. When ROC-AUC, cross-validation (CV) results, and F1-scores are evaluated together, it is observed that the model is highly successful not only on the training data but also in terms of generalizability. This outcome demonstrates that the proposed feature engineering and feature selection approach (which effectively utilizes the overall length of the URL along with the character-based lengths of its subcomponents (domain, path, TLD, query, and word lengths) directly contributes to the model's performance.</w:t>
+        <w:t xml:space="preserve"> algorithm exhibited the most balanced and superior performance in terms of both accuracy metrics and processing costs. When ROC-AUC, cross-validation (CV) results, and F1-scores are evaluated together, it is observed that the model is highly successful not only on the training data but also in terms of generalizability. This outcome demonstrates that the proposed feature engineering and feature selection approach (which effectively utilizes the overall length of the URL along with the </w:t>
+      </w:r>
+      <w:proofErr w:type="gramStart"/>
+      <w:r>
+        <w:rPr>
+          <w:rFonts w:ascii="Times New Roman" w:eastAsia="Times New Roman" w:hAnsi="Times New Roman" w:cs="Times New Roman"/>
+          <w:sz w:val="24"/>
+          <w:szCs w:val="24"/>
+        </w:rPr>
+        <w:t>character</w:t>
+      </w:r>
+      <w:r>
+        <w:rPr>
+          <w:rFonts w:ascii="Times New Roman" w:eastAsia="Times New Roman" w:hAnsi="Times New Roman" w:cs="Times New Roman"/>
+          <w:sz w:val="24"/>
+          <w:szCs w:val="24"/>
+        </w:rPr>
+        <w:t xml:space="preserve"> </w:t>
+      </w:r>
+      <w:r>
+        <w:rPr>
+          <w:rFonts w:ascii="Times New Roman" w:eastAsia="Times New Roman" w:hAnsi="Times New Roman" w:cs="Times New Roman"/>
+          <w:sz w:val="24"/>
+          <w:szCs w:val="24"/>
+        </w:rPr>
+        <w:t>based</w:t>
+      </w:r>
+      <w:proofErr w:type="gramEnd"/>
+      <w:r>
+        <w:rPr>
+          <w:rFonts w:ascii="Times New Roman" w:eastAsia="Times New Roman" w:hAnsi="Times New Roman" w:cs="Times New Roman"/>
+          <w:sz w:val="24"/>
+          <w:szCs w:val="24"/>
+        </w:rPr>
+        <w:t xml:space="preserve"> lengths of its subcomponents (domain, path, TLD, query, and word lengths) directly contributes to the model's performance.</w:t>
       </w:r>
     </w:p>
     <w:p>
@@ -20879,7 +21287,7 @@
           <w:sz w:val="24"/>
           <w:szCs w:val="24"/>
         </w:rPr>
-        <w:t xml:space="preserve">world scenarios. Accordingly, utilizing the developed model (which leverages the character-based lengths of the URL and its </w:t>
+        <w:t xml:space="preserve">world scenarios. Accordingly, utilizing the developed model (which leverages the </w:t>
       </w:r>
       <w:proofErr w:type="gramStart"/>
       <w:r>
@@ -20888,7 +21296,7 @@
           <w:sz w:val="24"/>
           <w:szCs w:val="24"/>
         </w:rPr>
-        <w:t>sub</w:t>
+        <w:t>character</w:t>
       </w:r>
       <w:r>
         <w:rPr>
@@ -20904,7 +21312,7 @@
           <w:sz w:val="24"/>
           <w:szCs w:val="24"/>
         </w:rPr>
-        <w:t>components</w:t>
+        <w:t>based</w:t>
       </w:r>
       <w:proofErr w:type="gramEnd"/>
       <w:r>
@@ -20913,7 +21321,23 @@
           <w:sz w:val="24"/>
           <w:szCs w:val="24"/>
         </w:rPr>
-        <w:t>, specifically the domain, path, TLD, query, and word lengths) within real</w:t>
+        <w:t xml:space="preserve"> lengths of the URL and its sub</w:t>
+      </w:r>
+      <w:r>
+        <w:rPr>
+          <w:rFonts w:ascii="Times New Roman" w:eastAsia="Times New Roman" w:hAnsi="Times New Roman" w:cs="Times New Roman"/>
+          <w:sz w:val="24"/>
+          <w:szCs w:val="24"/>
+        </w:rPr>
+        <w:t xml:space="preserve"> </w:t>
+      </w:r>
+      <w:r>
+        <w:rPr>
+          <w:rFonts w:ascii="Times New Roman" w:eastAsia="Times New Roman" w:hAnsi="Times New Roman" w:cs="Times New Roman"/>
+          <w:sz w:val="24"/>
+          <w:szCs w:val="24"/>
+        </w:rPr>
+        <w:t>components, specifically the domain, path, TLD, query, and word lengths) within real</w:t>
       </w:r>
       <w:r>
         <w:rPr>
@@ -21417,7 +21841,25 @@
           <w:sz w:val="24"/>
           <w:szCs w:val="24"/>
         </w:rPr>
-        <w:t>, J.O., Ezeh, S.E. &amp; Fasola, O.O. (2025) Securing online platforms: Hybrid machine learning approaches for URL phishing detection. Journal of Intelligent Communication, 5(1):24-46.</w:t>
+        <w:t xml:space="preserve">, J.O., </w:t>
+      </w:r>
+      <w:proofErr w:type="spellStart"/>
+      <w:r>
+        <w:rPr>
+          <w:rFonts w:ascii="Times New Roman" w:eastAsia="Times New Roman" w:hAnsi="Times New Roman" w:cs="Times New Roman"/>
+          <w:sz w:val="24"/>
+          <w:szCs w:val="24"/>
+        </w:rPr>
+        <w:t>Ezeh</w:t>
+      </w:r>
+      <w:proofErr w:type="spellEnd"/>
+      <w:r>
+        <w:rPr>
+          <w:rFonts w:ascii="Times New Roman" w:eastAsia="Times New Roman" w:hAnsi="Times New Roman" w:cs="Times New Roman"/>
+          <w:sz w:val="24"/>
+          <w:szCs w:val="24"/>
+        </w:rPr>
+        <w:t>, S.E. &amp; Fasola, O.O. (2025) Securing online platforms: Hybrid machine learning approaches for URL phishing detection. Journal of Intelligent Communication, 5(1):24-46.</w:t>
       </w:r>
     </w:p>
     <w:p>
@@ -21573,7 +22015,25 @@
           <w:sz w:val="24"/>
           <w:szCs w:val="24"/>
         </w:rPr>
-        <w:t xml:space="preserve">[17] Rafsanjani, A.S., Kamaruddin, N.B., </w:t>
+        <w:t xml:space="preserve">[17] Rafsanjani, A.S., </w:t>
+      </w:r>
+      <w:proofErr w:type="spellStart"/>
+      <w:r>
+        <w:rPr>
+          <w:rFonts w:ascii="Times New Roman" w:eastAsia="Times New Roman" w:hAnsi="Times New Roman" w:cs="Times New Roman"/>
+          <w:sz w:val="24"/>
+          <w:szCs w:val="24"/>
+        </w:rPr>
+        <w:t>Kamaruddin</w:t>
+      </w:r>
+      <w:proofErr w:type="spellEnd"/>
+      <w:r>
+        <w:rPr>
+          <w:rFonts w:ascii="Times New Roman" w:eastAsia="Times New Roman" w:hAnsi="Times New Roman" w:cs="Times New Roman"/>
+          <w:sz w:val="24"/>
+          <w:szCs w:val="24"/>
+        </w:rPr>
+        <w:t xml:space="preserve">, N.B., </w:t>
       </w:r>
       <w:proofErr w:type="spellStart"/>
       <w:r>
@@ -23649,7 +24109,25 @@
           <w:sz w:val="24"/>
           <w:szCs w:val="24"/>
         </w:rPr>
-        <w:t xml:space="preserve">, Ö.K. &amp; Diri, B. (2020) Detection of phishing websites by using machine learning-based URL analysis. </w:t>
+        <w:t xml:space="preserve">, Ö.K. &amp; </w:t>
+      </w:r>
+      <w:proofErr w:type="spellStart"/>
+      <w:r>
+        <w:rPr>
+          <w:rFonts w:ascii="Times New Roman" w:eastAsia="Times New Roman" w:hAnsi="Times New Roman" w:cs="Times New Roman"/>
+          <w:sz w:val="24"/>
+          <w:szCs w:val="24"/>
+        </w:rPr>
+        <w:t>Diri</w:t>
+      </w:r>
+      <w:proofErr w:type="spellEnd"/>
+      <w:r>
+        <w:rPr>
+          <w:rFonts w:ascii="Times New Roman" w:eastAsia="Times New Roman" w:hAnsi="Times New Roman" w:cs="Times New Roman"/>
+          <w:sz w:val="24"/>
+          <w:szCs w:val="24"/>
+        </w:rPr>
+        <w:t xml:space="preserve">, B. (2020) Detection of phishing websites by using machine learning-based URL analysis. </w:t>
       </w:r>
       <w:r>
         <w:rPr>
@@ -23856,7 +24334,7 @@
 </file>
 
 <file path=word/endnotes.xml><?xml version="1.0" encoding="utf-8"?>
-<w:endnotes xmlns:wpc="http://schemas.microsoft.com/office/word/2010/wordprocessingCanvas" xmlns:cx="http://schemas.microsoft.com/office/drawing/2014/chartex" xmlns:cx1="http://schemas.microsoft.com/office/drawing/2015/9/8/chartex" xmlns:cx2="http://schemas.microsoft.com/office/drawing/2015/10/21/chartex" xmlns:cx3="http://schemas.microsoft.com/office/drawing/2016/5/9/chartex" xmlns:cx4="http://schemas.microsoft.com/office/drawing/2016/5/10/chartex" xmlns:cx5="http://schemas.microsoft.com/office/drawing/2016/5/11/chartex" xmlns:cx6="http://schemas.microsoft.com/office/drawing/2016/5/12/chartex" xmlns:cx7="http://schemas.microsoft.com/office/drawing/2016/5/13/chartex" xmlns:cx8="http://schemas.microsoft.com/office/drawing/2016/5/14/chartex" xmlns:mc="http://schemas.openxmlformats.org/markup-compatibility/2006" xmlns:m="http://schemas.openxmlformats.org/officeDocument/2006/math" xmlns:aink="http://schemas.microsoft.com/office/drawing/2016/ink" xmlns:am3d="http://schemas.microsoft.com/office/drawing/2017/model3d" xmlns:oel="http://schemas.microsoft.com/office/2019/extlst" xmlns:r="http://schemas.openxmlformats.org/officeDocument/2006/relationships" xmlns:wp14="http://schemas.microsoft.com/office/word/2010/wordprocessingDrawing" xmlns:wp="http://schemas.openxmlformats.org/drawingml/2006/wordprocessingDrawing" xmlns:wpg="http://schemas.microsoft.com/office/word/2010/wordprocessingGroup" xmlns:wpi="http://schemas.microsoft.com/office/word/2010/wordprocessingInk" xmlns:wps="http://schemas.microsoft.com/office/word/2010/wordprocessingShape" xmlns:o="urn:schemas-microsoft-com:office:office" xmlns:v="urn:schemas-microsoft-com:vml" xmlns:w10="urn:schemas-microsoft-com:office:word" xmlns:w="http://schemas.openxmlformats.org/wordprocessingml/2006/main" xmlns:w14="http://schemas.microsoft.com/office/word/2010/wordml" xmlns:w15="http://schemas.microsoft.com/office/word/2012/wordml" xmlns:w16cex="http://schemas.microsoft.com/office/word/2018/wordml/cex" xmlns:w16cid="http://schemas.microsoft.com/office/word/2016/wordml/cid" xmlns:w16="http://schemas.microsoft.com/office/word/2018/wordml" xmlns:w16sdtdh="http://schemas.microsoft.com/office/word/2020/wordml/sdtdatahash" xmlns:w16sdtfl="http://schemas.microsoft.com/office/word/2024/wordml/sdtformatlock" xmlns:w16se="http://schemas.microsoft.com/office/word/2015/wordml/symex" xmlns:w16du="http://schemas.microsoft.com/office/word/2023/wordml/word16du" xmlns:wne="http://schemas.microsoft.com/office/word/2006/wordml" mc:Ignorable="w14 w15 w16se w16cid w16 w16cex w16sdtdh w16sdtfl w16du wp14">
+<w:endnotes xmlns:wpc="http://schemas.microsoft.com/office/word/2010/wordprocessingCanvas" xmlns:cx="http://schemas.microsoft.com/office/drawing/2014/chartex" xmlns:cx1="http://schemas.microsoft.com/office/drawing/2015/9/8/chartex" xmlns:cx2="http://schemas.microsoft.com/office/drawing/2015/10/21/chartex" xmlns:cx3="http://schemas.microsoft.com/office/drawing/2016/5/9/chartex" xmlns:cx4="http://schemas.microsoft.com/office/drawing/2016/5/10/chartex" xmlns:cx5="http://schemas.microsoft.com/office/drawing/2016/5/11/chartex" xmlns:cx6="http://schemas.microsoft.com/office/drawing/2016/5/12/chartex" xmlns:cx7="http://schemas.microsoft.com/office/drawing/2016/5/13/chartex" xmlns:cx8="http://schemas.microsoft.com/office/drawing/2016/5/14/chartex" xmlns:mc="http://schemas.openxmlformats.org/markup-compatibility/2006" xmlns:aink="http://schemas.microsoft.com/office/drawing/2016/ink" xmlns:am3d="http://schemas.microsoft.com/office/drawing/2017/model3d" xmlns:o="urn:schemas-microsoft-com:office:office" xmlns:oel="http://schemas.microsoft.com/office/2019/extlst" xmlns:r="http://schemas.openxmlformats.org/officeDocument/2006/relationships" xmlns:m="http://schemas.openxmlformats.org/officeDocument/2006/math" xmlns:v="urn:schemas-microsoft-com:vml" xmlns:wp14="http://schemas.microsoft.com/office/word/2010/wordprocessingDrawing" xmlns:wp="http://schemas.openxmlformats.org/drawingml/2006/wordprocessingDrawing" xmlns:w10="urn:schemas-microsoft-com:office:word" xmlns:w="http://schemas.openxmlformats.org/wordprocessingml/2006/main" xmlns:w14="http://schemas.microsoft.com/office/word/2010/wordml" xmlns:w15="http://schemas.microsoft.com/office/word/2012/wordml" xmlns:w16cex="http://schemas.microsoft.com/office/word/2018/wordml/cex" xmlns:w16cid="http://schemas.microsoft.com/office/word/2016/wordml/cid" xmlns:w16="http://schemas.microsoft.com/office/word/2018/wordml" xmlns:w16sdtdh="http://schemas.microsoft.com/office/word/2020/wordml/sdtdatahash" xmlns:w16se="http://schemas.microsoft.com/office/word/2015/wordml/symex" xmlns:wpg="http://schemas.microsoft.com/office/word/2010/wordprocessingGroup" xmlns:wpi="http://schemas.microsoft.com/office/word/2010/wordprocessingInk" xmlns:wne="http://schemas.microsoft.com/office/word/2006/wordml" xmlns:wps="http://schemas.microsoft.com/office/word/2010/wordprocessingShape" mc:Ignorable="w14 w15 w16se w16cid w16 w16cex w16sdtdh wp14">
   <w:endnote w:type="separator" w:id="-1">
     <w:p>
       <w:pPr>
@@ -23881,7 +24359,7 @@
 </file>
 
 <file path=word/footnotes.xml><?xml version="1.0" encoding="utf-8"?>
-<w:footnotes xmlns:wpc="http://schemas.microsoft.com/office/word/2010/wordprocessingCanvas" xmlns:cx="http://schemas.microsoft.com/office/drawing/2014/chartex" xmlns:cx1="http://schemas.microsoft.com/office/drawing/2015/9/8/chartex" xmlns:cx2="http://schemas.microsoft.com/office/drawing/2015/10/21/chartex" xmlns:cx3="http://schemas.microsoft.com/office/drawing/2016/5/9/chartex" xmlns:cx4="http://schemas.microsoft.com/office/drawing/2016/5/10/chartex" xmlns:cx5="http://schemas.microsoft.com/office/drawing/2016/5/11/chartex" xmlns:cx6="http://schemas.microsoft.com/office/drawing/2016/5/12/chartex" xmlns:cx7="http://schemas.microsoft.com/office/drawing/2016/5/13/chartex" xmlns:cx8="http://schemas.microsoft.com/office/drawing/2016/5/14/chartex" xmlns:mc="http://schemas.openxmlformats.org/markup-compatibility/2006" xmlns:m="http://schemas.openxmlformats.org/officeDocument/2006/math" xmlns:aink="http://schemas.microsoft.com/office/drawing/2016/ink" xmlns:am3d="http://schemas.microsoft.com/office/drawing/2017/model3d" xmlns:oel="http://schemas.microsoft.com/office/2019/extlst" xmlns:r="http://schemas.openxmlformats.org/officeDocument/2006/relationships" xmlns:wp14="http://schemas.microsoft.com/office/word/2010/wordprocessingDrawing" xmlns:wp="http://schemas.openxmlformats.org/drawingml/2006/wordprocessingDrawing" xmlns:wpg="http://schemas.microsoft.com/office/word/2010/wordprocessingGroup" xmlns:wpi="http://schemas.microsoft.com/office/word/2010/wordprocessingInk" xmlns:wps="http://schemas.microsoft.com/office/word/2010/wordprocessingShape" xmlns:o="urn:schemas-microsoft-com:office:office" xmlns:v="urn:schemas-microsoft-com:vml" xmlns:w10="urn:schemas-microsoft-com:office:word" xmlns:w="http://schemas.openxmlformats.org/wordprocessingml/2006/main" xmlns:w14="http://schemas.microsoft.com/office/word/2010/wordml" xmlns:w15="http://schemas.microsoft.com/office/word/2012/wordml" xmlns:w16cex="http://schemas.microsoft.com/office/word/2018/wordml/cex" xmlns:w16cid="http://schemas.microsoft.com/office/word/2016/wordml/cid" xmlns:w16="http://schemas.microsoft.com/office/word/2018/wordml" xmlns:w16sdtdh="http://schemas.microsoft.com/office/word/2020/wordml/sdtdatahash" xmlns:w16sdtfl="http://schemas.microsoft.com/office/word/2024/wordml/sdtformatlock" xmlns:w16se="http://schemas.microsoft.com/office/word/2015/wordml/symex" xmlns:w16du="http://schemas.microsoft.com/office/word/2023/wordml/word16du" xmlns:wne="http://schemas.microsoft.com/office/word/2006/wordml" mc:Ignorable="w14 w15 w16se w16cid w16 w16cex w16sdtdh w16sdtfl w16du wp14">
+<w:footnotes xmlns:wpc="http://schemas.microsoft.com/office/word/2010/wordprocessingCanvas" xmlns:cx="http://schemas.microsoft.com/office/drawing/2014/chartex" xmlns:cx1="http://schemas.microsoft.com/office/drawing/2015/9/8/chartex" xmlns:cx2="http://schemas.microsoft.com/office/drawing/2015/10/21/chartex" xmlns:cx3="http://schemas.microsoft.com/office/drawing/2016/5/9/chartex" xmlns:cx4="http://schemas.microsoft.com/office/drawing/2016/5/10/chartex" xmlns:cx5="http://schemas.microsoft.com/office/drawing/2016/5/11/chartex" xmlns:cx6="http://schemas.microsoft.com/office/drawing/2016/5/12/chartex" xmlns:cx7="http://schemas.microsoft.com/office/drawing/2016/5/13/chartex" xmlns:cx8="http://schemas.microsoft.com/office/drawing/2016/5/14/chartex" xmlns:mc="http://schemas.openxmlformats.org/markup-compatibility/2006" xmlns:aink="http://schemas.microsoft.com/office/drawing/2016/ink" xmlns:am3d="http://schemas.microsoft.com/office/drawing/2017/model3d" xmlns:o="urn:schemas-microsoft-com:office:office" xmlns:oel="http://schemas.microsoft.com/office/2019/extlst" xmlns:r="http://schemas.openxmlformats.org/officeDocument/2006/relationships" xmlns:m="http://schemas.openxmlformats.org/officeDocument/2006/math" xmlns:v="urn:schemas-microsoft-com:vml" xmlns:wp14="http://schemas.microsoft.com/office/word/2010/wordprocessingDrawing" xmlns:wp="http://schemas.openxmlformats.org/drawingml/2006/wordprocessingDrawing" xmlns:w10="urn:schemas-microsoft-com:office:word" xmlns:w="http://schemas.openxmlformats.org/wordprocessingml/2006/main" xmlns:w14="http://schemas.microsoft.com/office/word/2010/wordml" xmlns:w15="http://schemas.microsoft.com/office/word/2012/wordml" xmlns:w16cex="http://schemas.microsoft.com/office/word/2018/wordml/cex" xmlns:w16cid="http://schemas.microsoft.com/office/word/2016/wordml/cid" xmlns:w16="http://schemas.microsoft.com/office/word/2018/wordml" xmlns:w16sdtdh="http://schemas.microsoft.com/office/word/2020/wordml/sdtdatahash" xmlns:w16se="http://schemas.microsoft.com/office/word/2015/wordml/symex" xmlns:wpg="http://schemas.microsoft.com/office/word/2010/wordprocessingGroup" xmlns:wpi="http://schemas.microsoft.com/office/word/2010/wordprocessingInk" xmlns:wne="http://schemas.microsoft.com/office/word/2006/wordml" xmlns:wps="http://schemas.microsoft.com/office/word/2010/wordprocessingShape" mc:Ignorable="w14 w15 w16se w16cid w16 w16cex w16sdtdh wp14">
   <w:footnote w:type="separator" w:id="-1">
     <w:p>
       <w:pPr>
@@ -23906,7 +24384,7 @@
 </file>
 
 <file path=word/header1.xml><?xml version="1.0" encoding="utf-8"?>
-<w:hdr xmlns:wpc="http://schemas.microsoft.com/office/word/2010/wordprocessingCanvas" xmlns:cx="http://schemas.microsoft.com/office/drawing/2014/chartex" xmlns:cx1="http://schemas.microsoft.com/office/drawing/2015/9/8/chartex" xmlns:cx2="http://schemas.microsoft.com/office/drawing/2015/10/21/chartex" xmlns:cx3="http://schemas.microsoft.com/office/drawing/2016/5/9/chartex" xmlns:cx4="http://schemas.microsoft.com/office/drawing/2016/5/10/chartex" xmlns:cx5="http://schemas.microsoft.com/office/drawing/2016/5/11/chartex" xmlns:cx6="http://schemas.microsoft.com/office/drawing/2016/5/12/chartex" xmlns:cx7="http://schemas.microsoft.com/office/drawing/2016/5/13/chartex" xmlns:cx8="http://schemas.microsoft.com/office/drawing/2016/5/14/chartex" xmlns:mc="http://schemas.openxmlformats.org/markup-compatibility/2006" xmlns:m="http://schemas.openxmlformats.org/officeDocument/2006/math" xmlns:aink="http://schemas.microsoft.com/office/drawing/2016/ink" xmlns:am3d="http://schemas.microsoft.com/office/drawing/2017/model3d" xmlns:oel="http://schemas.microsoft.com/office/2019/extlst" xmlns:r="http://schemas.openxmlformats.org/officeDocument/2006/relationships" xmlns:wp14="http://schemas.microsoft.com/office/word/2010/wordprocessingDrawing" xmlns:wp="http://schemas.openxmlformats.org/drawingml/2006/wordprocessingDrawing" xmlns:wpg="http://schemas.microsoft.com/office/word/2010/wordprocessingGroup" xmlns:wpi="http://schemas.microsoft.com/office/word/2010/wordprocessingInk" xmlns:wps="http://schemas.microsoft.com/office/word/2010/wordprocessingShape" xmlns:o="urn:schemas-microsoft-com:office:office" xmlns:v="urn:schemas-microsoft-com:vml" xmlns:w10="urn:schemas-microsoft-com:office:word" xmlns:w="http://schemas.openxmlformats.org/wordprocessingml/2006/main" xmlns:w14="http://schemas.microsoft.com/office/word/2010/wordml" xmlns:w15="http://schemas.microsoft.com/office/word/2012/wordml" xmlns:w16cex="http://schemas.microsoft.com/office/word/2018/wordml/cex" xmlns:w16cid="http://schemas.microsoft.com/office/word/2016/wordml/cid" xmlns:w16="http://schemas.microsoft.com/office/word/2018/wordml" xmlns:w16sdtdh="http://schemas.microsoft.com/office/word/2020/wordml/sdtdatahash" xmlns:w16sdtfl="http://schemas.microsoft.com/office/word/2024/wordml/sdtformatlock" xmlns:w16se="http://schemas.microsoft.com/office/word/2015/wordml/symex" xmlns:w16du="http://schemas.microsoft.com/office/word/2023/wordml/word16du" xmlns:wne="http://schemas.microsoft.com/office/word/2006/wordml" mc:Ignorable="w14 w15 w16se w16cid w16 w16cex w16sdtdh w16sdtfl w16du wp14">
+<w:hdr xmlns:wpc="http://schemas.microsoft.com/office/word/2010/wordprocessingCanvas" xmlns:cx="http://schemas.microsoft.com/office/drawing/2014/chartex" xmlns:cx1="http://schemas.microsoft.com/office/drawing/2015/9/8/chartex" xmlns:cx2="http://schemas.microsoft.com/office/drawing/2015/10/21/chartex" xmlns:cx3="http://schemas.microsoft.com/office/drawing/2016/5/9/chartex" xmlns:cx4="http://schemas.microsoft.com/office/drawing/2016/5/10/chartex" xmlns:cx5="http://schemas.microsoft.com/office/drawing/2016/5/11/chartex" xmlns:cx6="http://schemas.microsoft.com/office/drawing/2016/5/12/chartex" xmlns:cx7="http://schemas.microsoft.com/office/drawing/2016/5/13/chartex" xmlns:cx8="http://schemas.microsoft.com/office/drawing/2016/5/14/chartex" xmlns:mc="http://schemas.openxmlformats.org/markup-compatibility/2006" xmlns:aink="http://schemas.microsoft.com/office/drawing/2016/ink" xmlns:am3d="http://schemas.microsoft.com/office/drawing/2017/model3d" xmlns:o="urn:schemas-microsoft-com:office:office" xmlns:oel="http://schemas.microsoft.com/office/2019/extlst" xmlns:r="http://schemas.openxmlformats.org/officeDocument/2006/relationships" xmlns:m="http://schemas.openxmlformats.org/officeDocument/2006/math" xmlns:v="urn:schemas-microsoft-com:vml" xmlns:wp14="http://schemas.microsoft.com/office/word/2010/wordprocessingDrawing" xmlns:wp="http://schemas.openxmlformats.org/drawingml/2006/wordprocessingDrawing" xmlns:w10="urn:schemas-microsoft-com:office:word" xmlns:w="http://schemas.openxmlformats.org/wordprocessingml/2006/main" xmlns:w14="http://schemas.microsoft.com/office/word/2010/wordml" xmlns:w15="http://schemas.microsoft.com/office/word/2012/wordml" xmlns:w16cex="http://schemas.microsoft.com/office/word/2018/wordml/cex" xmlns:w16cid="http://schemas.microsoft.com/office/word/2016/wordml/cid" xmlns:w16="http://schemas.microsoft.com/office/word/2018/wordml" xmlns:w16sdtdh="http://schemas.microsoft.com/office/word/2020/wordml/sdtdatahash" xmlns:w16se="http://schemas.microsoft.com/office/word/2015/wordml/symex" xmlns:wpg="http://schemas.microsoft.com/office/word/2010/wordprocessingGroup" xmlns:wpi="http://schemas.microsoft.com/office/word/2010/wordprocessingInk" xmlns:wne="http://schemas.microsoft.com/office/word/2006/wordml" xmlns:wps="http://schemas.microsoft.com/office/word/2010/wordprocessingShape" mc:Ignorable="w14 w15 w16se w16cid w16 w16cex w16sdtdh wp14">
   <w:sdt>
     <w:sdtPr>
       <w:rPr>
@@ -23958,7 +24436,7 @@
 </file>
 
 <file path=word/header2.xml><?xml version="1.0" encoding="utf-8"?>
-<w:hdr xmlns:wpc="http://schemas.microsoft.com/office/word/2010/wordprocessingCanvas" xmlns:cx="http://schemas.microsoft.com/office/drawing/2014/chartex" xmlns:cx1="http://schemas.microsoft.com/office/drawing/2015/9/8/chartex" xmlns:cx2="http://schemas.microsoft.com/office/drawing/2015/10/21/chartex" xmlns:cx3="http://schemas.microsoft.com/office/drawing/2016/5/9/chartex" xmlns:cx4="http://schemas.microsoft.com/office/drawing/2016/5/10/chartex" xmlns:cx5="http://schemas.microsoft.com/office/drawing/2016/5/11/chartex" xmlns:cx6="http://schemas.microsoft.com/office/drawing/2016/5/12/chartex" xmlns:cx7="http://schemas.microsoft.com/office/drawing/2016/5/13/chartex" xmlns:cx8="http://schemas.microsoft.com/office/drawing/2016/5/14/chartex" xmlns:mc="http://schemas.openxmlformats.org/markup-compatibility/2006" xmlns:m="http://schemas.openxmlformats.org/officeDocument/2006/math" xmlns:aink="http://schemas.microsoft.com/office/drawing/2016/ink" xmlns:am3d="http://schemas.microsoft.com/office/drawing/2017/model3d" xmlns:oel="http://schemas.microsoft.com/office/2019/extlst" xmlns:r="http://schemas.openxmlformats.org/officeDocument/2006/relationships" xmlns:wp14="http://schemas.microsoft.com/office/word/2010/wordprocessingDrawing" xmlns:wp="http://schemas.openxmlformats.org/drawingml/2006/wordprocessingDrawing" xmlns:wpg="http://schemas.microsoft.com/office/word/2010/wordprocessingGroup" xmlns:wpi="http://schemas.microsoft.com/office/word/2010/wordprocessingInk" xmlns:wps="http://schemas.microsoft.com/office/word/2010/wordprocessingShape" xmlns:o="urn:schemas-microsoft-com:office:office" xmlns:v="urn:schemas-microsoft-com:vml" xmlns:w10="urn:schemas-microsoft-com:office:word" xmlns:w="http://schemas.openxmlformats.org/wordprocessingml/2006/main" xmlns:w14="http://schemas.microsoft.com/office/word/2010/wordml" xmlns:w15="http://schemas.microsoft.com/office/word/2012/wordml" xmlns:w16cex="http://schemas.microsoft.com/office/word/2018/wordml/cex" xmlns:w16cid="http://schemas.microsoft.com/office/word/2016/wordml/cid" xmlns:w16="http://schemas.microsoft.com/office/word/2018/wordml" xmlns:w16sdtdh="http://schemas.microsoft.com/office/word/2020/wordml/sdtdatahash" xmlns:w16sdtfl="http://schemas.microsoft.com/office/word/2024/wordml/sdtformatlock" xmlns:w16se="http://schemas.microsoft.com/office/word/2015/wordml/symex" xmlns:w16du="http://schemas.microsoft.com/office/word/2023/wordml/word16du" xmlns:wne="http://schemas.microsoft.com/office/word/2006/wordml" mc:Ignorable="w14 w15 w16se w16cid w16 w16cex w16sdtdh w16sdtfl w16du wp14">
+<w:hdr xmlns:wpc="http://schemas.microsoft.com/office/word/2010/wordprocessingCanvas" xmlns:cx="http://schemas.microsoft.com/office/drawing/2014/chartex" xmlns:cx1="http://schemas.microsoft.com/office/drawing/2015/9/8/chartex" xmlns:cx2="http://schemas.microsoft.com/office/drawing/2015/10/21/chartex" xmlns:cx3="http://schemas.microsoft.com/office/drawing/2016/5/9/chartex" xmlns:cx4="http://schemas.microsoft.com/office/drawing/2016/5/10/chartex" xmlns:cx5="http://schemas.microsoft.com/office/drawing/2016/5/11/chartex" xmlns:cx6="http://schemas.microsoft.com/office/drawing/2016/5/12/chartex" xmlns:cx7="http://schemas.microsoft.com/office/drawing/2016/5/13/chartex" xmlns:cx8="http://schemas.microsoft.com/office/drawing/2016/5/14/chartex" xmlns:mc="http://schemas.openxmlformats.org/markup-compatibility/2006" xmlns:aink="http://schemas.microsoft.com/office/drawing/2016/ink" xmlns:am3d="http://schemas.microsoft.com/office/drawing/2017/model3d" xmlns:o="urn:schemas-microsoft-com:office:office" xmlns:oel="http://schemas.microsoft.com/office/2019/extlst" xmlns:r="http://schemas.openxmlformats.org/officeDocument/2006/relationships" xmlns:m="http://schemas.openxmlformats.org/officeDocument/2006/math" xmlns:v="urn:schemas-microsoft-com:vml" xmlns:wp14="http://schemas.microsoft.com/office/word/2010/wordprocessingDrawing" xmlns:wp="http://schemas.openxmlformats.org/drawingml/2006/wordprocessingDrawing" xmlns:w10="urn:schemas-microsoft-com:office:word" xmlns:w="http://schemas.openxmlformats.org/wordprocessingml/2006/main" xmlns:w14="http://schemas.microsoft.com/office/word/2010/wordml" xmlns:w15="http://schemas.microsoft.com/office/word/2012/wordml" xmlns:w16cex="http://schemas.microsoft.com/office/word/2018/wordml/cex" xmlns:w16cid="http://schemas.microsoft.com/office/word/2016/wordml/cid" xmlns:w16="http://schemas.microsoft.com/office/word/2018/wordml" xmlns:w16sdtdh="http://schemas.microsoft.com/office/word/2020/wordml/sdtdatahash" xmlns:w16se="http://schemas.microsoft.com/office/word/2015/wordml/symex" xmlns:wpg="http://schemas.microsoft.com/office/word/2010/wordprocessingGroup" xmlns:wpi="http://schemas.microsoft.com/office/word/2010/wordprocessingInk" xmlns:wne="http://schemas.microsoft.com/office/word/2006/wordml" xmlns:wps="http://schemas.microsoft.com/office/word/2010/wordprocessingShape" mc:Ignorable="w14 w15 w16se w16cid w16 w16cex w16sdtdh wp14">
   <w:sdt>
     <w:sdtPr>
       <w:rPr>
@@ -24023,7 +24501,7 @@
 </file>
 
 <file path=word/numbering.xml><?xml version="1.0" encoding="utf-8"?>
-<w:numbering xmlns:wpc="http://schemas.microsoft.com/office/word/2010/wordprocessingCanvas" xmlns:cx="http://schemas.microsoft.com/office/drawing/2014/chartex" xmlns:cx1="http://schemas.microsoft.com/office/drawing/2015/9/8/chartex" xmlns:cx2="http://schemas.microsoft.com/office/drawing/2015/10/21/chartex" xmlns:cx3="http://schemas.microsoft.com/office/drawing/2016/5/9/chartex" xmlns:cx4="http://schemas.microsoft.com/office/drawing/2016/5/10/chartex" xmlns:cx5="http://schemas.microsoft.com/office/drawing/2016/5/11/chartex" xmlns:cx6="http://schemas.microsoft.com/office/drawing/2016/5/12/chartex" xmlns:cx7="http://schemas.microsoft.com/office/drawing/2016/5/13/chartex" xmlns:cx8="http://schemas.microsoft.com/office/drawing/2016/5/14/chartex" xmlns:mc="http://schemas.openxmlformats.org/markup-compatibility/2006" xmlns:m="http://schemas.openxmlformats.org/officeDocument/2006/math" xmlns:aink="http://schemas.microsoft.com/office/drawing/2016/ink" xmlns:am3d="http://schemas.microsoft.com/office/drawing/2017/model3d" xmlns:oel="http://schemas.microsoft.com/office/2019/extlst" xmlns:r="http://schemas.openxmlformats.org/officeDocument/2006/relationships" xmlns:wp14="http://schemas.microsoft.com/office/word/2010/wordprocessingDrawing" xmlns:wp="http://schemas.openxmlformats.org/drawingml/2006/wordprocessingDrawing" xmlns:wpg="http://schemas.microsoft.com/office/word/2010/wordprocessingGroup" xmlns:wpi="http://schemas.microsoft.com/office/word/2010/wordprocessingInk" xmlns:wps="http://schemas.microsoft.com/office/word/2010/wordprocessingShape" xmlns:o="urn:schemas-microsoft-com:office:office" xmlns:v="urn:schemas-microsoft-com:vml" xmlns:w10="urn:schemas-microsoft-com:office:word" xmlns:w="http://schemas.openxmlformats.org/wordprocessingml/2006/main" xmlns:w14="http://schemas.microsoft.com/office/word/2010/wordml" xmlns:w15="http://schemas.microsoft.com/office/word/2012/wordml" xmlns:w16cex="http://schemas.microsoft.com/office/word/2018/wordml/cex" xmlns:w16cid="http://schemas.microsoft.com/office/word/2016/wordml/cid" xmlns:w16="http://schemas.microsoft.com/office/word/2018/wordml" xmlns:w16sdtdh="http://schemas.microsoft.com/office/word/2020/wordml/sdtdatahash" xmlns:w16sdtfl="http://schemas.microsoft.com/office/word/2024/wordml/sdtformatlock" xmlns:w16se="http://schemas.microsoft.com/office/word/2015/wordml/symex" xmlns:w16du="http://schemas.microsoft.com/office/word/2023/wordml/word16du" xmlns:wne="http://schemas.microsoft.com/office/word/2006/wordml" mc:Ignorable="w14 w15 w16se w16cid w16 w16cex w16sdtdh w16sdtfl w16du wp14">
+<w:numbering xmlns:wpc="http://schemas.microsoft.com/office/word/2010/wordprocessingCanvas" xmlns:cx="http://schemas.microsoft.com/office/drawing/2014/chartex" xmlns:cx1="http://schemas.microsoft.com/office/drawing/2015/9/8/chartex" xmlns:cx2="http://schemas.microsoft.com/office/drawing/2015/10/21/chartex" xmlns:cx3="http://schemas.microsoft.com/office/drawing/2016/5/9/chartex" xmlns:cx4="http://schemas.microsoft.com/office/drawing/2016/5/10/chartex" xmlns:cx5="http://schemas.microsoft.com/office/drawing/2016/5/11/chartex" xmlns:cx6="http://schemas.microsoft.com/office/drawing/2016/5/12/chartex" xmlns:cx7="http://schemas.microsoft.com/office/drawing/2016/5/13/chartex" xmlns:cx8="http://schemas.microsoft.com/office/drawing/2016/5/14/chartex" xmlns:mc="http://schemas.openxmlformats.org/markup-compatibility/2006" xmlns:aink="http://schemas.microsoft.com/office/drawing/2016/ink" xmlns:am3d="http://schemas.microsoft.com/office/drawing/2017/model3d" xmlns:o="urn:schemas-microsoft-com:office:office" xmlns:oel="http://schemas.microsoft.com/office/2019/extlst" xmlns:r="http://schemas.openxmlformats.org/officeDocument/2006/relationships" xmlns:m="http://schemas.openxmlformats.org/officeDocument/2006/math" xmlns:v="urn:schemas-microsoft-com:vml" xmlns:wp14="http://schemas.microsoft.com/office/word/2010/wordprocessingDrawing" xmlns:wp="http://schemas.openxmlformats.org/drawingml/2006/wordprocessingDrawing" xmlns:w10="urn:schemas-microsoft-com:office:word" xmlns:w="http://schemas.openxmlformats.org/wordprocessingml/2006/main" xmlns:w14="http://schemas.microsoft.com/office/word/2010/wordml" xmlns:w15="http://schemas.microsoft.com/office/word/2012/wordml" xmlns:w16cex="http://schemas.microsoft.com/office/word/2018/wordml/cex" xmlns:w16cid="http://schemas.microsoft.com/office/word/2016/wordml/cid" xmlns:w16="http://schemas.microsoft.com/office/word/2018/wordml" xmlns:w16sdtdh="http://schemas.microsoft.com/office/word/2020/wordml/sdtdatahash" xmlns:w16se="http://schemas.microsoft.com/office/word/2015/wordml/symex" xmlns:wpg="http://schemas.microsoft.com/office/word/2010/wordprocessingGroup" xmlns:wpi="http://schemas.microsoft.com/office/word/2010/wordprocessingInk" xmlns:wne="http://schemas.microsoft.com/office/word/2006/wordml" xmlns:wps="http://schemas.microsoft.com/office/word/2010/wordprocessingShape" mc:Ignorable="w14 w15 w16se w16cid w16 w16cex w16sdtdh wp14">
   <w:abstractNum w:abstractNumId="0" w15:restartNumberingAfterBreak="0">
     <w:nsid w:val="00334CBB"/>
     <w:multiLevelType w:val="multilevel"/>
@@ -24942,7 +25420,7 @@
 </file>
 
 <file path=word/styles.xml><?xml version="1.0" encoding="utf-8"?>
-<w:styles xmlns:mc="http://schemas.openxmlformats.org/markup-compatibility/2006" xmlns:r="http://schemas.openxmlformats.org/officeDocument/2006/relationships" xmlns:w="http://schemas.openxmlformats.org/wordprocessingml/2006/main" xmlns:w14="http://schemas.microsoft.com/office/word/2010/wordml" xmlns:w15="http://schemas.microsoft.com/office/word/2012/wordml" xmlns:w16cex="http://schemas.microsoft.com/office/word/2018/wordml/cex" xmlns:w16cid="http://schemas.microsoft.com/office/word/2016/wordml/cid" xmlns:w16="http://schemas.microsoft.com/office/word/2018/wordml" xmlns:w16sdtdh="http://schemas.microsoft.com/office/word/2020/wordml/sdtdatahash" xmlns:w16sdtfl="http://schemas.microsoft.com/office/word/2024/wordml/sdtformatlock" xmlns:w16se="http://schemas.microsoft.com/office/word/2015/wordml/symex" xmlns:w16du="http://schemas.microsoft.com/office/word/2023/wordml/word16du" mc:Ignorable="w14 w15 w16se w16cid w16 w16cex w16sdtdh w16sdtfl w16du">
+<w:styles xmlns:mc="http://schemas.openxmlformats.org/markup-compatibility/2006" xmlns:r="http://schemas.openxmlformats.org/officeDocument/2006/relationships" xmlns:w="http://schemas.openxmlformats.org/wordprocessingml/2006/main" xmlns:w14="http://schemas.microsoft.com/office/word/2010/wordml" xmlns:w15="http://schemas.microsoft.com/office/word/2012/wordml" xmlns:w16cex="http://schemas.microsoft.com/office/word/2018/wordml/cex" xmlns:w16cid="http://schemas.microsoft.com/office/word/2016/wordml/cid" xmlns:w16="http://schemas.microsoft.com/office/word/2018/wordml" xmlns:w16sdtdh="http://schemas.microsoft.com/office/word/2020/wordml/sdtdatahash" xmlns:w16se="http://schemas.microsoft.com/office/word/2015/wordml/symex" mc:Ignorable="w14 w15 w16se w16cid w16 w16cex w16sdtdh">
   <w:docDefaults>
     <w:rPrDefault>
       <w:rPr>
